--- a/API information/RDBES APIs documentation.docx
+++ b/API information/RDBES APIs documentation.docx
@@ -1,6 +1,6 @@
 
 <file path=word/document.xml><?xml version="1.0" encoding="utf-8"?>
-<w:document xmlns:wpc="http://schemas.microsoft.com/office/word/2010/wordprocessingCanvas" xmlns:cx="http://schemas.microsoft.com/office/drawing/2014/chartex" xmlns:cx1="http://schemas.microsoft.com/office/drawing/2015/9/8/chartex" xmlns:cx2="http://schemas.microsoft.com/office/drawing/2015/10/21/chartex" xmlns:cx3="http://schemas.microsoft.com/office/drawing/2016/5/9/chartex" xmlns:cx4="http://schemas.microsoft.com/office/drawing/2016/5/10/chartex" xmlns:cx5="http://schemas.microsoft.com/office/drawing/2016/5/11/chartex" xmlns:cx6="http://schemas.microsoft.com/office/drawing/2016/5/12/chartex" xmlns:cx7="http://schemas.microsoft.com/office/drawing/2016/5/13/chartex" xmlns:cx8="http://schemas.microsoft.com/office/drawing/2016/5/14/chartex" xmlns:mc="http://schemas.openxmlformats.org/markup-compatibility/2006" xmlns:aink="http://schemas.microsoft.com/office/drawing/2016/ink" xmlns:am3d="http://schemas.microsoft.com/office/drawing/2017/model3d" xmlns:o="urn:schemas-microsoft-com:office:office" xmlns:oel="http://schemas.microsoft.com/office/2019/extlst" xmlns:r="http://schemas.openxmlformats.org/officeDocument/2006/relationships" xmlns:m="http://schemas.openxmlformats.org/officeDocument/2006/math" xmlns:v="urn:schemas-microsoft-com:vml" xmlns:wp14="http://schemas.microsoft.com/office/word/2010/wordprocessingDrawing" xmlns:wp="http://schemas.openxmlformats.org/drawingml/2006/wordprocessingDrawing" xmlns:w10="urn:schemas-microsoft-com:office:word" xmlns:w="http://schemas.openxmlformats.org/wordprocessingml/2006/main" xmlns:w14="http://schemas.microsoft.com/office/word/2010/wordml" xmlns:w15="http://schemas.microsoft.com/office/word/2012/wordml" xmlns:w16cex="http://schemas.microsoft.com/office/word/2018/wordml/cex" xmlns:w16cid="http://schemas.microsoft.com/office/word/2016/wordml/cid" xmlns:w16="http://schemas.microsoft.com/office/word/2018/wordml" xmlns:w16du="http://schemas.microsoft.com/office/word/2023/wordml/word16du" xmlns:w16sdtdh="http://schemas.microsoft.com/office/word/2020/wordml/sdtdatahash" xmlns:w16sdtfl="http://schemas.microsoft.com/office/word/2024/wordml/sdtformatlock" xmlns:w16se="http://schemas.microsoft.com/office/word/2015/wordml/symex" xmlns:wpg="http://schemas.microsoft.com/office/word/2010/wordprocessingGroup" xmlns:wpi="http://schemas.microsoft.com/office/word/2010/wordprocessingInk" xmlns:wne="http://schemas.microsoft.com/office/word/2006/wordml" xmlns:wps="http://schemas.microsoft.com/office/word/2010/wordprocessingShape" mc:Ignorable="w14 w15 w16se w16cid w16 w16cex w16sdtdh w16sdtfl w16du wp14">
+<w:document xmlns:wpc="http://schemas.microsoft.com/office/word/2010/wordprocessingCanvas" xmlns:cx="http://schemas.microsoft.com/office/drawing/2014/chartex" xmlns:cx1="http://schemas.microsoft.com/office/drawing/2015/9/8/chartex" xmlns:cx2="http://schemas.microsoft.com/office/drawing/2015/10/21/chartex" xmlns:cx3="http://schemas.microsoft.com/office/drawing/2016/5/9/chartex" xmlns:cx4="http://schemas.microsoft.com/office/drawing/2016/5/10/chartex" xmlns:cx5="http://schemas.microsoft.com/office/drawing/2016/5/11/chartex" xmlns:cx6="http://schemas.microsoft.com/office/drawing/2016/5/12/chartex" xmlns:cx7="http://schemas.microsoft.com/office/drawing/2016/5/13/chartex" xmlns:cx8="http://schemas.microsoft.com/office/drawing/2016/5/14/chartex" xmlns:mc="http://schemas.openxmlformats.org/markup-compatibility/2006" xmlns:aink="http://schemas.microsoft.com/office/drawing/2016/ink" xmlns:am3d="http://schemas.microsoft.com/office/drawing/2017/model3d" xmlns:o="urn:schemas-microsoft-com:office:office" xmlns:oel="http://schemas.microsoft.com/office/2019/extlst" xmlns:r="http://schemas.openxmlformats.org/officeDocument/2006/relationships" xmlns:m="http://schemas.openxmlformats.org/officeDocument/2006/math" xmlns:v="urn:schemas-microsoft-com:vml" xmlns:wp14="http://schemas.microsoft.com/office/word/2010/wordprocessingDrawing" xmlns:wp="http://schemas.openxmlformats.org/drawingml/2006/wordprocessingDrawing" xmlns:w10="urn:schemas-microsoft-com:office:word" xmlns:w="http://schemas.openxmlformats.org/wordprocessingml/2006/main" xmlns:w14="http://schemas.microsoft.com/office/word/2010/wordml" xmlns:w15="http://schemas.microsoft.com/office/word/2012/wordml" xmlns:w16cei="http://schemas.microsoft.com/office/word/2026/wordml/cei" xmlns:w16cex="http://schemas.microsoft.com/office/word/2018/wordml/cex" xmlns:w16cid="http://schemas.microsoft.com/office/word/2016/wordml/cid" xmlns:w16="http://schemas.microsoft.com/office/word/2018/wordml" xmlns:w16du="http://schemas.microsoft.com/office/word/2023/wordml/word16du" xmlns:w16sdtdh="http://schemas.microsoft.com/office/word/2020/wordml/sdtdatahash" xmlns:w16sdtfl="http://schemas.microsoft.com/office/word/2024/wordml/sdtformatlock" xmlns:w16se="http://schemas.microsoft.com/office/word/2015/wordml/symex" xmlns:wpg="http://schemas.microsoft.com/office/word/2010/wordprocessingGroup" xmlns:wpi="http://schemas.microsoft.com/office/word/2010/wordprocessingInk" xmlns:wne="http://schemas.microsoft.com/office/word/2006/wordml" xmlns:wps="http://schemas.microsoft.com/office/word/2010/wordprocessingShape" mc:Ignorable="w14 w15 w16se w16cid w16 w16cex w16sdtdh w16sdtfl w16du wp14">
   <w:body>
     <w:p>
       <w:pPr>
@@ -14,8 +14,17 @@
           <w:b/>
           <w:bCs/>
         </w:rPr>
-        <w:t>APIs in the package icesRDBES</w:t>
-      </w:r>
+        <w:t xml:space="preserve">APIs in the package </w:t>
+      </w:r>
+      <w:proofErr w:type="spellStart"/>
+      <w:r>
+        <w:rPr>
+          <w:b/>
+          <w:bCs/>
+        </w:rPr>
+        <w:t>icesRDBES</w:t>
+      </w:r>
+      <w:proofErr w:type="spellEnd"/>
     </w:p>
     <w:p>
       <w:r>
@@ -34,12 +43,21 @@
           <w:bCs/>
         </w:rPr>
       </w:pPr>
+      <w:proofErr w:type="spellStart"/>
       <w:r>
         <w:rPr>
           <w:b/>
           <w:bCs/>
         </w:rPr>
-        <w:t xml:space="preserve">rdbes_upload_data </w:t>
+        <w:t>rdbes_upload_data</w:t>
+      </w:r>
+      <w:proofErr w:type="spellEnd"/>
+      <w:r>
+        <w:rPr>
+          <w:b/>
+          <w:bCs/>
+        </w:rPr>
+        <w:t xml:space="preserve"> </w:t>
       </w:r>
     </w:p>
     <w:p>
@@ -54,6 +72,7 @@
           <w:bCs/>
         </w:rPr>
       </w:pPr>
+      <w:proofErr w:type="spellStart"/>
       <w:r>
         <w:rPr>
           <w:b/>
@@ -61,26 +80,70 @@
         </w:rPr>
         <w:t>rdbes_download_data</w:t>
       </w:r>
-    </w:p>
-    <w:p>
-      <w:r>
-        <w:t xml:space="preserve">The rdbes_upload_data API will screen and upload CEF data. </w:t>
-      </w:r>
-    </w:p>
-    <w:p>
-      <w:r>
-        <w:t xml:space="preserve">The rdbes_download_data API will download detailed RDBES data. </w:t>
-      </w:r>
-    </w:p>
-    <w:p>
-      <w:r>
-        <w:t>Each API will be describe</w:t>
-      </w:r>
-      <w:r>
-        <w:t>d</w:t>
-      </w:r>
-      <w:r>
-        <w:t xml:space="preserve"> in the following sections - one section for each API.</w:t>
+      <w:proofErr w:type="spellEnd"/>
+    </w:p>
+    <w:p>
+      <w:r>
+        <w:t xml:space="preserve">The </w:t>
+      </w:r>
+      <w:proofErr w:type="spellStart"/>
+      <w:r>
+        <w:t>rdbes_upload_data</w:t>
+      </w:r>
+      <w:proofErr w:type="spellEnd"/>
+      <w:r>
+        <w:t xml:space="preserve"> API will screen and upload </w:t>
+      </w:r>
+      <w:r>
+        <w:rPr>
+          <w:highlight w:val="yellow"/>
+        </w:rPr>
+        <w:t xml:space="preserve">RDBES and </w:t>
+      </w:r>
+      <w:r>
+        <w:rPr>
+          <w:highlight w:val="yellow"/>
+        </w:rPr>
+        <w:t>CEF</w:t>
+      </w:r>
+      <w:r>
+        <w:t xml:space="preserve"> data. </w:t>
+      </w:r>
+    </w:p>
+    <w:p>
+      <w:r>
+        <w:t xml:space="preserve">The </w:t>
+      </w:r>
+      <w:proofErr w:type="spellStart"/>
+      <w:r>
+        <w:t>rdbes_download_data</w:t>
+      </w:r>
+      <w:proofErr w:type="spellEnd"/>
+      <w:r>
+        <w:t xml:space="preserve"> API will download </w:t>
+      </w:r>
+      <w:r>
+        <w:rPr>
+          <w:highlight w:val="yellow"/>
+        </w:rPr>
+        <w:t xml:space="preserve">RDBES </w:t>
+      </w:r>
+      <w:r>
+        <w:rPr>
+          <w:highlight w:val="yellow"/>
+        </w:rPr>
+        <w:t>and CEF</w:t>
+      </w:r>
+      <w:r>
+        <w:t xml:space="preserve"> </w:t>
+      </w:r>
+      <w:r>
+        <w:t xml:space="preserve">data. </w:t>
+      </w:r>
+    </w:p>
+    <w:p>
+      <w:r>
+        <w:t>Each API will be described in the following sections - one section for each API.</w:t>
       </w:r>
     </w:p>
     <w:p>
@@ -88,12 +151,25 @@
         <w:pStyle w:val="Heading1"/>
       </w:pPr>
       <w:r>
-        <w:t>API rdbes_upload_data</w:t>
-      </w:r>
-    </w:p>
-    <w:p>
-      <w:r>
-        <w:t>The rdbes_upload_data API can screen and upload CEF data</w:t>
+        <w:t xml:space="preserve">API </w:t>
+      </w:r>
+      <w:proofErr w:type="spellStart"/>
+      <w:r>
+        <w:t>rdbes_upload_data</w:t>
+      </w:r>
+      <w:proofErr w:type="spellEnd"/>
+    </w:p>
+    <w:p>
+      <w:r>
+        <w:t xml:space="preserve">The </w:t>
+      </w:r>
+      <w:proofErr w:type="spellStart"/>
+      <w:r>
+        <w:t>rdbes_upload_data</w:t>
+      </w:r>
+      <w:proofErr w:type="spellEnd"/>
+      <w:r>
+        <w:t xml:space="preserve"> API can screen and upload CEF data</w:t>
       </w:r>
     </w:p>
     <w:p>
@@ -103,12 +179,41 @@
     </w:p>
     <w:p>
       <w:r>
-        <w:t xml:space="preserve">  rdbes_upload_data(</w:t>
-      </w:r>
-    </w:p>
-    <w:p>
-      <w:r>
-        <w:t xml:space="preserve">      file_path = ["pathAndFileNameToUpload"],</w:t>
+        <w:t xml:space="preserve">  </w:t>
+      </w:r>
+      <w:proofErr w:type="spellStart"/>
+      <w:r>
+        <w:t>rdbes_upload_</w:t>
+      </w:r>
+      <w:proofErr w:type="gramStart"/>
+      <w:r>
+        <w:t>data</w:t>
+      </w:r>
+      <w:proofErr w:type="spellEnd"/>
+      <w:r>
+        <w:t>(</w:t>
+      </w:r>
+      <w:proofErr w:type="gramEnd"/>
+    </w:p>
+    <w:p>
+      <w:r>
+        <w:t xml:space="preserve">      </w:t>
+      </w:r>
+      <w:proofErr w:type="spellStart"/>
+      <w:r>
+        <w:t>file_path</w:t>
+      </w:r>
+      <w:proofErr w:type="spellEnd"/>
+      <w:r>
+        <w:t xml:space="preserve"> = ["</w:t>
+      </w:r>
+      <w:proofErr w:type="spellStart"/>
+      <w:r>
+        <w:t>pathAndFileNameToUpload</w:t>
+      </w:r>
+      <w:proofErr w:type="spellEnd"/>
+      <w:r>
+        <w:t>"],</w:t>
       </w:r>
     </w:p>
     <w:p>
@@ -117,8 +222,69 @@
       </w:r>
     </w:p>
     <w:p>
-      <w:r>
-        <w:t>The rdbes_upload_data return a message (in your R working directory - typically the return file also opens automatically in R studio), which can be successful for screening and uploading of data or an error report for the failed checks. For successful screening and data upload an email will be sent. For failure an email will not be sent, see the returned message and potentially error file in json format.</w:t>
+      <w:pPr>
+        <w:rPr>
+          <w:highlight w:val="yellow"/>
+        </w:rPr>
+      </w:pPr>
+      <w:r>
+        <w:rPr>
+          <w:highlight w:val="yellow"/>
+        </w:rPr>
+        <w:t xml:space="preserve">RDBES data: </w:t>
+      </w:r>
+      <w:r>
+        <w:rPr>
+          <w:highlight w:val="yellow"/>
+        </w:rPr>
+        <w:t>hierarchy = ["HCL" | "HCE" | "HCS" | "HSL" | "HVD"</w:t>
+      </w:r>
+      <w:r>
+        <w:rPr>
+          <w:highlight w:val="yellow"/>
+        </w:rPr>
+        <w:t>]</w:t>
+      </w:r>
+    </w:p>
+    <w:p>
+      <w:r>
+        <w:rPr>
+          <w:highlight w:val="yellow"/>
+        </w:rPr>
+        <w:t xml:space="preserve">CEF data: </w:t>
+      </w:r>
+      <w:r>
+        <w:rPr>
+          <w:highlight w:val="yellow"/>
+        </w:rPr>
+        <w:t>[</w:t>
+      </w:r>
+      <w:r>
+        <w:rPr>
+          <w:highlight w:val="yellow"/>
+        </w:rPr>
+        <w:t>"HNI" | "HEN" | "HSN"]</w:t>
+      </w:r>
+    </w:p>
+    <w:p>
+      <w:r>
+        <w:t xml:space="preserve">The </w:t>
+      </w:r>
+      <w:proofErr w:type="spellStart"/>
+      <w:r>
+        <w:t>rdbes_upload_data</w:t>
+      </w:r>
+      <w:proofErr w:type="spellEnd"/>
+      <w:r>
+        <w:t xml:space="preserve"> return a message (in your R working directory - typically the return file also opens automatically in R studio), which can be successful for screening and uploading of data or an error report for the failed checks. For successful screening and data upload an email will be sent. For failure an email will not be sent, see the returned message and potentially error file in </w:t>
+      </w:r>
+      <w:proofErr w:type="spellStart"/>
+      <w:r>
+        <w:t>json</w:t>
+      </w:r>
+      <w:proofErr w:type="spellEnd"/>
+      <w:r>
+        <w:t xml:space="preserve"> format.</w:t>
       </w:r>
     </w:p>
     <w:p>
@@ -163,7 +329,15 @@
     </w:p>
     <w:p>
       <w:r>
-        <w:t>--- Step 2: Starting Screening ---</w:t>
+        <w:t xml:space="preserve">--- Step 2: </w:t>
+      </w:r>
+      <w:proofErr w:type="gramStart"/>
+      <w:r>
+        <w:t>Starting Screening</w:t>
+      </w:r>
+      <w:proofErr w:type="gramEnd"/>
+      <w:r>
+        <w:t xml:space="preserve"> ---</w:t>
       </w:r>
     </w:p>
     <w:p>
@@ -188,6 +362,7 @@
     </w:p>
     <w:p>
       <w:r>
+        <w:lastRenderedPageBreak/>
         <w:t>[14:09:55] Status: Processing</w:t>
       </w:r>
     </w:p>
@@ -198,7 +373,6 @@
     </w:p>
     <w:p>
       <w:r>
-        <w:lastRenderedPageBreak/>
         <w:t>--- Step 3.5: Downloading Reordered File ---</w:t>
       </w:r>
     </w:p>
@@ -219,7 +393,23 @@
     </w:p>
     <w:p>
       <w:r>
-        <w:t>&gt;&gt; SUCCESS: You have successfully screened your file:Importtest_HNI.csv.Your file will now be imported and you will receive an email notification upon completion of the import process.</w:t>
+        <w:t xml:space="preserve">&gt;&gt; SUCCESS: You have successfully screened your </w:t>
+      </w:r>
+      <w:proofErr w:type="gramStart"/>
+      <w:r>
+        <w:t>file:Importtest_HNI.csv.Your</w:t>
+      </w:r>
+      <w:proofErr w:type="gramEnd"/>
+      <w:r>
+        <w:t xml:space="preserve"> file will now be </w:t>
+      </w:r>
+      <w:proofErr w:type="gramStart"/>
+      <w:r>
+        <w:t>imported</w:t>
+      </w:r>
+      <w:proofErr w:type="gramEnd"/>
+      <w:r>
+        <w:t xml:space="preserve"> and you will receive an email notification upon completion of the import process.</w:t>
       </w:r>
     </w:p>
     <w:p>
@@ -265,7 +455,15 @@
     </w:p>
     <w:p>
       <w:r>
-        <w:t>--- Step 2: Starting Screening ---</w:t>
+        <w:t xml:space="preserve">--- Step 2: </w:t>
+      </w:r>
+      <w:proofErr w:type="gramStart"/>
+      <w:r>
+        <w:t>Starting Screening</w:t>
+      </w:r>
+      <w:proofErr w:type="gramEnd"/>
+      <w:r>
+        <w:t xml:space="preserve"> ---</w:t>
       </w:r>
     </w:p>
     <w:p>
@@ -315,7 +513,15 @@
     </w:p>
     <w:p>
       <w:r>
-        <w:t>Browse to the Screening_Report file and open it</w:t>
+        <w:t xml:space="preserve">Browse to the </w:t>
+      </w:r>
+      <w:proofErr w:type="spellStart"/>
+      <w:r>
+        <w:t>Screening_Report</w:t>
+      </w:r>
+      <w:proofErr w:type="spellEnd"/>
+      <w:r>
+        <w:t xml:space="preserve"> file and open it</w:t>
       </w:r>
     </w:p>
     <w:p>
@@ -325,13 +531,29 @@
     </w:p>
     <w:p>
       <w:r>
-        <w:t xml:space="preserve">  "IsValid": false,</w:t>
-      </w:r>
-    </w:p>
-    <w:p>
-      <w:r>
         <w:lastRenderedPageBreak/>
-        <w:t xml:space="preserve">  "Message": " At least 1 set-based errors found. Note that a maximum of 100 errors are being reported at once.",</w:t>
+        <w:t xml:space="preserve">  "</w:t>
+      </w:r>
+      <w:proofErr w:type="spellStart"/>
+      <w:r>
+        <w:t>IsValid</w:t>
+      </w:r>
+      <w:proofErr w:type="spellEnd"/>
+      <w:r>
+        <w:t>": false,</w:t>
+      </w:r>
+    </w:p>
+    <w:p>
+      <w:r>
+        <w:t xml:space="preserve">  "Message": " At least 1 set-based errors found. Note that a maximum of 100 errors </w:t>
+      </w:r>
+      <w:proofErr w:type="gramStart"/>
+      <w:r>
+        <w:t>are</w:t>
+      </w:r>
+      <w:proofErr w:type="gramEnd"/>
+      <w:r>
+        <w:t xml:space="preserve"> being reported at once.",</w:t>
       </w:r>
     </w:p>
     <w:p>
@@ -346,7 +568,15 @@
     </w:p>
     <w:p>
       <w:r>
-        <w:t xml:space="preserve">      "RecordType": "CN",</w:t>
+        <w:t xml:space="preserve">      "</w:t>
+      </w:r>
+      <w:proofErr w:type="spellStart"/>
+      <w:r>
+        <w:t>RecordType</w:t>
+      </w:r>
+      <w:proofErr w:type="spellEnd"/>
+      <w:r>
+        <w:t>": "CN",</w:t>
       </w:r>
     </w:p>
     <w:p>
@@ -366,22 +596,70 @@
     </w:p>
     <w:p>
       <w:r>
-        <w:t xml:space="preserve">          "FieldName": "CNtotal",</w:t>
-      </w:r>
-    </w:p>
-    <w:p>
-      <w:r>
-        <w:t xml:space="preserve">          "FoundValue": "980",</w:t>
-      </w:r>
-    </w:p>
-    <w:p>
-      <w:r>
-        <w:t xml:space="preserve">          "Message": "total is &gt; 120 % SOP or total is &lt; 80 % SOP for 127150 (speciesCode) bll.27.3a47de (stock). Distribution Type: Age (distributionType).",</w:t>
-      </w:r>
-    </w:p>
-    <w:p>
-      <w:r>
-        <w:t xml:space="preserve">          "RuleContext": "SOP Sum: 155407.16 kg | Parent Group Total: 980 t -&gt; 980000.00 kg | Ratio: 0.16 (15.9%)"</w:t>
+        <w:t xml:space="preserve">          "</w:t>
+      </w:r>
+      <w:proofErr w:type="spellStart"/>
+      <w:r>
+        <w:t>FieldName</w:t>
+      </w:r>
+      <w:proofErr w:type="spellEnd"/>
+      <w:r>
+        <w:t>": "</w:t>
+      </w:r>
+      <w:proofErr w:type="spellStart"/>
+      <w:r>
+        <w:t>CNtotal</w:t>
+      </w:r>
+      <w:proofErr w:type="spellEnd"/>
+      <w:r>
+        <w:t>",</w:t>
+      </w:r>
+    </w:p>
+    <w:p>
+      <w:r>
+        <w:t xml:space="preserve">          "</w:t>
+      </w:r>
+      <w:proofErr w:type="spellStart"/>
+      <w:r>
+        <w:t>FoundValue</w:t>
+      </w:r>
+      <w:proofErr w:type="spellEnd"/>
+      <w:r>
+        <w:t>": "980",</w:t>
+      </w:r>
+    </w:p>
+    <w:p>
+      <w:r>
+        <w:t xml:space="preserve">          "Message": "total is &gt; 120 % SOP or total is &lt; 80 % SOP for 127150 (</w:t>
+      </w:r>
+      <w:proofErr w:type="spellStart"/>
+      <w:r>
+        <w:t>speciesCode</w:t>
+      </w:r>
+      <w:proofErr w:type="spellEnd"/>
+      <w:r>
+        <w:t>) bll.27.3a47de (stock). Distribution Type: Age (</w:t>
+      </w:r>
+      <w:proofErr w:type="spellStart"/>
+      <w:r>
+        <w:t>distributionType</w:t>
+      </w:r>
+      <w:proofErr w:type="spellEnd"/>
+      <w:r>
+        <w:t>).",</w:t>
+      </w:r>
+    </w:p>
+    <w:p>
+      <w:r>
+        <w:t xml:space="preserve">          "</w:t>
+      </w:r>
+      <w:proofErr w:type="spellStart"/>
+      <w:r>
+        <w:t>RuleContext</w:t>
+      </w:r>
+      <w:proofErr w:type="spellEnd"/>
+      <w:r>
+        <w:t>": "SOP Sum: 155407.16 kg | Parent Group Total: 980 t -&gt; 980000.00 kg | Ratio: 0.16 (15.9%)"</w:t>
       </w:r>
     </w:p>
     <w:p>
@@ -431,18 +709,44 @@
     </w:p>
     <w:p>
       <w:r>
-        <w:t>library(icesRDBES)</w:t>
+        <w:t>library(</w:t>
+      </w:r>
+      <w:proofErr w:type="spellStart"/>
+      <w:r>
+        <w:t>icesRDBES</w:t>
+      </w:r>
+      <w:proofErr w:type="spellEnd"/>
+      <w:r>
+        <w:t>)</w:t>
       </w:r>
     </w:p>
     <w:p/>
     <w:p>
       <w:r>
-        <w:t>result &lt;- rdbes_upload_data(</w:t>
-      </w:r>
-    </w:p>
-    <w:p>
-      <w:r>
-        <w:t>file_path = "D:\\support\\finalcheckstestfiles\\importtest_HNI.csv",</w:t>
+        <w:t xml:space="preserve">result &lt;- </w:t>
+      </w:r>
+      <w:proofErr w:type="spellStart"/>
+      <w:r>
+        <w:t>rdbes_upload_</w:t>
+      </w:r>
+      <w:proofErr w:type="gramStart"/>
+      <w:r>
+        <w:t>data</w:t>
+      </w:r>
+      <w:proofErr w:type="spellEnd"/>
+      <w:r>
+        <w:t>(</w:t>
+      </w:r>
+      <w:proofErr w:type="gramEnd"/>
+    </w:p>
+    <w:p>
+      <w:proofErr w:type="spellStart"/>
+      <w:r>
+        <w:t>file_path</w:t>
+      </w:r>
+      <w:proofErr w:type="spellEnd"/>
+      <w:r>
+        <w:t xml:space="preserve"> = "D:\\support\\finalcheckstestfiles\\importtest_HNI.csv",</w:t>
       </w:r>
     </w:p>
     <w:p>
@@ -452,24 +756,50 @@
     </w:p>
     <w:p>
       <w:r>
+        <w:lastRenderedPageBreak/>
         <w:t>Effort National (EN) example for upload of RDBES CEF data</w:t>
       </w:r>
     </w:p>
     <w:p>
       <w:r>
-        <w:lastRenderedPageBreak/>
-        <w:t>library(icesRDBES)</w:t>
+        <w:t>library(</w:t>
+      </w:r>
+      <w:proofErr w:type="spellStart"/>
+      <w:r>
+        <w:t>icesRDBES</w:t>
+      </w:r>
+      <w:proofErr w:type="spellEnd"/>
+      <w:r>
+        <w:t>)</w:t>
       </w:r>
     </w:p>
     <w:p/>
     <w:p>
       <w:r>
-        <w:t>result &lt;- rdbes_upload_data(</w:t>
-      </w:r>
-    </w:p>
-    <w:p>
-      <w:r>
-        <w:t>file_path = "D:\\support\\finalcheckstestfiles\\importtest_HEN.csv",</w:t>
+        <w:t xml:space="preserve">result &lt;- </w:t>
+      </w:r>
+      <w:proofErr w:type="spellStart"/>
+      <w:r>
+        <w:t>rdbes_upload_</w:t>
+      </w:r>
+      <w:proofErr w:type="gramStart"/>
+      <w:r>
+        <w:t>data</w:t>
+      </w:r>
+      <w:proofErr w:type="spellEnd"/>
+      <w:r>
+        <w:t>(</w:t>
+      </w:r>
+      <w:proofErr w:type="gramEnd"/>
+    </w:p>
+    <w:p>
+      <w:proofErr w:type="spellStart"/>
+      <w:r>
+        <w:t>file_path</w:t>
+      </w:r>
+      <w:proofErr w:type="spellEnd"/>
+      <w:r>
+        <w:t xml:space="preserve"> = "D:\\support\\finalcheckstestfiles\\importtest_HEN.csv",</w:t>
       </w:r>
     </w:p>
     <w:p>
@@ -484,18 +814,44 @@
     </w:p>
     <w:p>
       <w:r>
-        <w:t>library(icesRDBES)</w:t>
+        <w:t>library(</w:t>
+      </w:r>
+      <w:proofErr w:type="spellStart"/>
+      <w:r>
+        <w:t>icesRDBES</w:t>
+      </w:r>
+      <w:proofErr w:type="spellEnd"/>
+      <w:r>
+        <w:t>)</w:t>
       </w:r>
     </w:p>
     <w:p/>
     <w:p>
       <w:r>
-        <w:t>result &lt;- rdbes_upload_data(</w:t>
-      </w:r>
-    </w:p>
-    <w:p>
-      <w:r>
-        <w:t>file_path = "D:\\support\\finalcheckstestfiles\\importtest_HSN.csv",</w:t>
+        <w:t xml:space="preserve">result &lt;- </w:t>
+      </w:r>
+      <w:proofErr w:type="spellStart"/>
+      <w:r>
+        <w:t>rdbes_upload_</w:t>
+      </w:r>
+      <w:proofErr w:type="gramStart"/>
+      <w:r>
+        <w:t>data</w:t>
+      </w:r>
+      <w:proofErr w:type="spellEnd"/>
+      <w:r>
+        <w:t>(</w:t>
+      </w:r>
+      <w:proofErr w:type="gramEnd"/>
+    </w:p>
+    <w:p>
+      <w:proofErr w:type="spellStart"/>
+      <w:r>
+        <w:t>file_path</w:t>
+      </w:r>
+      <w:proofErr w:type="spellEnd"/>
+      <w:r>
+        <w:t xml:space="preserve"> = "D:\\support\\finalcheckstestfiles\\importtest_HSN.csv",</w:t>
       </w:r>
     </w:p>
     <w:p>
@@ -510,18 +866,44 @@
     </w:p>
     <w:p>
       <w:r>
-        <w:t>library(icesRDBES)</w:t>
+        <w:t>library(</w:t>
+      </w:r>
+      <w:proofErr w:type="spellStart"/>
+      <w:r>
+        <w:t>icesRDBES</w:t>
+      </w:r>
+      <w:proofErr w:type="spellEnd"/>
+      <w:r>
+        <w:t>)</w:t>
       </w:r>
     </w:p>
     <w:p/>
     <w:p>
       <w:r>
-        <w:t>result &lt;- rdbes_upload_data(</w:t>
-      </w:r>
-    </w:p>
-    <w:p>
-      <w:r>
-        <w:t>file_path = "D:\\support\\finalcheckstestfiles\\importtest_H1.csv",</w:t>
+        <w:t xml:space="preserve">result &lt;- </w:t>
+      </w:r>
+      <w:proofErr w:type="spellStart"/>
+      <w:r>
+        <w:t>rdbes_upload_</w:t>
+      </w:r>
+      <w:proofErr w:type="gramStart"/>
+      <w:r>
+        <w:t>data</w:t>
+      </w:r>
+      <w:proofErr w:type="spellEnd"/>
+      <w:r>
+        <w:t>(</w:t>
+      </w:r>
+      <w:proofErr w:type="gramEnd"/>
+    </w:p>
+    <w:p>
+      <w:proofErr w:type="spellStart"/>
+      <w:r>
+        <w:t>file_path</w:t>
+      </w:r>
+      <w:proofErr w:type="spellEnd"/>
+      <w:r>
+        <w:t xml:space="preserve"> = "D:\\support\\finalcheckstestfiles\\importtest_H1.csv",</w:t>
       </w:r>
     </w:p>
     <w:p>
@@ -534,41 +916,40 @@
         <w:pStyle w:val="Heading1"/>
       </w:pPr>
       <w:r>
-        <w:t>API rdbes_download_data</w:t>
-      </w:r>
-    </w:p>
-    <w:p>
-      <w:r>
-        <w:rPr>
-          <w:highlight w:val="yellow"/>
-        </w:rPr>
+        <w:t xml:space="preserve">API </w:t>
+      </w:r>
+      <w:proofErr w:type="spellStart"/>
+      <w:r>
+        <w:t>rdbes_download_data</w:t>
+      </w:r>
+      <w:proofErr w:type="spellEnd"/>
+    </w:p>
+    <w:p>
+      <w:r>
         <w:t>The</w:t>
       </w:r>
       <w:r>
         <w:rPr>
           <w:b/>
           <w:bCs/>
-          <w:highlight w:val="yellow"/>
         </w:rPr>
         <w:t xml:space="preserve"> </w:t>
       </w:r>
-      <w:r>
-        <w:rPr>
-          <w:highlight w:val="yellow"/>
-        </w:rPr>
-        <w:t xml:space="preserve">rdbes_download_data can be used to download </w:t>
-      </w:r>
-      <w:r>
-        <w:rPr>
-          <w:highlight w:val="yellow"/>
-        </w:rPr>
+      <w:proofErr w:type="spellStart"/>
+      <w:r>
+        <w:t>rdbes_download_data</w:t>
+      </w:r>
+      <w:proofErr w:type="spellEnd"/>
+      <w:r>
+        <w:t xml:space="preserve"> can be used to download </w:t>
+      </w:r>
+      <w:r>
         <w:t xml:space="preserve">detailed </w:t>
       </w:r>
       <w:r>
         <w:rPr>
           <w:b/>
           <w:bCs/>
-          <w:highlight w:val="yellow"/>
         </w:rPr>
         <w:t xml:space="preserve">RDBES </w:t>
       </w:r>
@@ -576,40 +957,26 @@
         <w:rPr>
           <w:b/>
           <w:bCs/>
-          <w:highlight w:val="yellow"/>
         </w:rPr>
         <w:t>data</w:t>
       </w:r>
       <w:r>
-        <w:rPr>
-          <w:highlight w:val="yellow"/>
-        </w:rPr>
         <w:t xml:space="preserve"> from </w:t>
       </w:r>
       <w:r>
-        <w:rPr>
-          <w:highlight w:val="yellow"/>
-        </w:rPr>
         <w:t xml:space="preserve">RDBES and </w:t>
       </w:r>
       <w:r>
         <w:rPr>
           <w:b/>
           <w:bCs/>
-          <w:highlight w:val="yellow"/>
         </w:rPr>
         <w:t>CEF data</w:t>
       </w:r>
       <w:r>
-        <w:rPr>
-          <w:highlight w:val="yellow"/>
-        </w:rPr>
         <w:t xml:space="preserve"> from RDBES</w:t>
       </w:r>
       <w:r>
-        <w:rPr>
-          <w:highlight w:val="yellow"/>
-        </w:rPr>
         <w:t>.</w:t>
       </w:r>
     </w:p>
@@ -642,8 +1009,13 @@
       </w:r>
     </w:p>
     <w:p>
-      <w:r>
-        <w:t xml:space="preserve">dataType: </w:t>
+      <w:proofErr w:type="spellStart"/>
+      <w:r>
+        <w:t>dataType</w:t>
+      </w:r>
+      <w:proofErr w:type="spellEnd"/>
+      <w:r>
+        <w:t xml:space="preserve">: </w:t>
       </w:r>
       <w:r>
         <w:t>“CS”, “CL”, “CE”, “SL”, “VD”</w:t>
@@ -652,7 +1024,6 @@
         <w:rPr>
           <w:b/>
           <w:bCs/>
-          <w:highlight w:val="yellow"/>
         </w:rPr>
         <w:t>,</w:t>
       </w:r>
@@ -660,7 +1031,6 @@
         <w:rPr>
           <w:b/>
           <w:bCs/>
-          <w:highlight w:val="yellow"/>
         </w:rPr>
         <w:t xml:space="preserve"> or</w:t>
       </w:r>
@@ -668,7 +1038,6 @@
         <w:rPr>
           <w:b/>
           <w:bCs/>
-          <w:highlight w:val="yellow"/>
         </w:rPr>
         <w:t xml:space="preserve"> </w:t>
       </w:r>
@@ -676,31 +1045,90 @@
         <w:rPr>
           <w:b/>
           <w:bCs/>
+        </w:rPr>
+        <w:t>“CEF”</w:t>
+      </w:r>
+    </w:p>
+    <w:p>
+      <w:r>
+        <w:t>format: “</w:t>
+      </w:r>
+      <w:proofErr w:type="spellStart"/>
+      <w:r>
+        <w:t>SingleCsvFile</w:t>
+      </w:r>
+      <w:proofErr w:type="spellEnd"/>
+      <w:r>
+        <w:t>” or “</w:t>
+      </w:r>
+      <w:proofErr w:type="spellStart"/>
+      <w:r>
+        <w:t>CsvFilePerTable</w:t>
+      </w:r>
+      <w:proofErr w:type="spellEnd"/>
+      <w:r>
+        <w:t>”.</w:t>
+      </w:r>
+    </w:p>
+    <w:p>
+      <w:r>
+        <w:t xml:space="preserve">hierarchies: </w:t>
+      </w:r>
+      <w:r>
+        <w:t>“</w:t>
+      </w:r>
+      <w:r>
+        <w:rPr>
           <w:highlight w:val="yellow"/>
         </w:rPr>
-        <w:t>“CEF”</w:t>
-      </w:r>
-    </w:p>
-    <w:p>
-      <w:r>
-        <w:t>format: “SingleCsvFile” or “CsvFilePerTable”.</w:t>
-      </w:r>
-    </w:p>
-    <w:p>
-      <w:r>
-        <w:t xml:space="preserve">hierarchies: </w:t>
-      </w:r>
-      <w:r>
-        <w:t>“CS”, “CL”, “CE”, “SL”, “VD”</w:t>
-      </w:r>
-      <w:r>
-        <w:t xml:space="preserve">, </w:t>
+        <w:t>H</w:t>
+      </w:r>
+      <w:r>
+        <w:t>CS”, “</w:t>
+      </w:r>
+      <w:r>
+        <w:rPr>
+          <w:highlight w:val="yellow"/>
+        </w:rPr>
+        <w:t>H</w:t>
+      </w:r>
+      <w:r>
+        <w:t>C</w:t>
+      </w:r>
+      <w:r>
+        <w:t>L”, “</w:t>
+      </w:r>
+      <w:r>
+        <w:rPr>
+          <w:highlight w:val="yellow"/>
+        </w:rPr>
+        <w:t>H</w:t>
+      </w:r>
+      <w:r>
+        <w:t>CE”, “</w:t>
+      </w:r>
+      <w:r>
+        <w:rPr>
+          <w:highlight w:val="yellow"/>
+        </w:rPr>
+        <w:t>H</w:t>
+      </w:r>
+      <w:r>
+        <w:t>SL”, “</w:t>
+      </w:r>
+      <w:r>
+        <w:rPr>
+          <w:highlight w:val="yellow"/>
+        </w:rPr>
+        <w:t>H</w:t>
+      </w:r>
+      <w:r>
+        <w:t xml:space="preserve">VD”, </w:t>
       </w:r>
       <w:r>
         <w:rPr>
           <w:b/>
           <w:bCs/>
-          <w:highlight w:val="yellow"/>
         </w:rPr>
         <w:t xml:space="preserve">"HNI", "HEN", </w:t>
       </w:r>
@@ -708,7 +1136,6 @@
         <w:rPr>
           <w:b/>
           <w:bCs/>
-          <w:highlight w:val="yellow"/>
         </w:rPr>
         <w:t>or</w:t>
       </w:r>
@@ -716,7 +1143,6 @@
         <w:rPr>
           <w:b/>
           <w:bCs/>
-          <w:highlight w:val="yellow"/>
         </w:rPr>
         <w:t xml:space="preserve"> "HSN"</w:t>
       </w:r>
@@ -726,672 +1152,692 @@
     </w:p>
     <w:p>
       <w:r>
-        <w:t>data type filters: The specific filter object for the data type (e.g. csFilters).</w:t>
-      </w:r>
-    </w:p>
-    <w:p>
-      <w:pPr>
-        <w:pStyle w:val="Heading2"/>
-        <w:rPr>
-          <w:highlight w:val="yellow"/>
-        </w:rPr>
-      </w:pPr>
-      <w:r>
-        <w:rPr>
-          <w:highlight w:val="yellow"/>
-        </w:rPr>
         <w:lastRenderedPageBreak/>
-        <w:t>Download CEF data</w:t>
-      </w:r>
-    </w:p>
-    <w:p>
-      <w:pPr>
-        <w:rPr>
-          <w:highlight w:val="yellow"/>
-        </w:rPr>
-      </w:pPr>
-      <w:r>
-        <w:rPr>
-          <w:highlight w:val="yellow"/>
-        </w:rPr>
-        <w:t xml:space="preserve">To download all </w:t>
-      </w:r>
-      <w:r>
-        <w:rPr>
-          <w:highlight w:val="yellow"/>
-        </w:rPr>
-        <w:t>three</w:t>
-      </w:r>
-      <w:r>
-        <w:rPr>
-          <w:highlight w:val="yellow"/>
-        </w:rPr>
-        <w:t xml:space="preserve"> CEF </w:t>
-      </w:r>
-      <w:r>
-        <w:rPr>
-          <w:highlight w:val="yellow"/>
-        </w:rPr>
-        <w:t>hierarchies</w:t>
-      </w:r>
-      <w:r>
-        <w:rPr>
-          <w:highlight w:val="yellow"/>
-        </w:rPr>
-        <w:t xml:space="preserve"> (</w:t>
-      </w:r>
-      <w:r>
-        <w:rPr>
-          <w:highlight w:val="yellow"/>
-        </w:rPr>
-        <w:t xml:space="preserve">work </w:t>
-      </w:r>
-      <w:r>
-        <w:rPr>
-          <w:highlight w:val="yellow"/>
-        </w:rPr>
-        <w:t xml:space="preserve">will </w:t>
-      </w:r>
-      <w:r>
-        <w:rPr>
-          <w:highlight w:val="yellow"/>
-        </w:rPr>
-        <w:t xml:space="preserve">be done to </w:t>
-      </w:r>
-      <w:r>
-        <w:rPr>
-          <w:highlight w:val="yellow"/>
-        </w:rPr>
-        <w:t>updat</w:t>
-      </w:r>
-      <w:r>
-        <w:rPr>
-          <w:highlight w:val="yellow"/>
-        </w:rPr>
-        <w:t>e</w:t>
-      </w:r>
-      <w:r>
-        <w:rPr>
-          <w:highlight w:val="yellow"/>
-        </w:rPr>
-        <w:t xml:space="preserve"> the filter names)</w:t>
-      </w:r>
-      <w:r>
-        <w:rPr>
-          <w:highlight w:val="yellow"/>
-        </w:rPr>
-        <w:t xml:space="preserve"> </w:t>
-      </w:r>
-      <w:r>
-        <w:rPr>
-          <w:highlight w:val="yellow"/>
-        </w:rPr>
-        <w:t>"HNI", "HEN", "HSN</w:t>
-      </w:r>
-      <w:r>
-        <w:rPr>
-          <w:highlight w:val="yellow"/>
-        </w:rPr>
-        <w:t>”, which</w:t>
-      </w:r>
-      <w:r>
-        <w:rPr>
-          <w:highlight w:val="yellow"/>
-        </w:rPr>
-        <w:t xml:space="preserve"> consist of the four record types/tables CN, DN, SN and EN</w:t>
-      </w:r>
-      <w:r>
-        <w:rPr>
-          <w:highlight w:val="yellow"/>
-        </w:rPr>
-        <w:t xml:space="preserve"> in one gone please see the example below</w:t>
-      </w:r>
-      <w:r>
-        <w:rPr>
-          <w:highlight w:val="yellow"/>
-        </w:rPr>
-        <w:t>:</w:t>
-      </w:r>
-    </w:p>
-    <w:p>
-      <w:pPr>
-        <w:rPr>
-          <w:highlight w:val="yellow"/>
-        </w:rPr>
-      </w:pPr>
-      <w:r>
-        <w:rPr>
-          <w:highlight w:val="yellow"/>
-        </w:rPr>
-        <w:t>my_filter &lt;- list(</w:t>
-      </w:r>
-    </w:p>
-    <w:p>
-      <w:pPr>
-        <w:rPr>
-          <w:highlight w:val="yellow"/>
-        </w:rPr>
-      </w:pPr>
-      <w:r>
-        <w:rPr>
-          <w:highlight w:val="yellow"/>
-        </w:rPr>
-        <w:t>  "Hierarchies": ["HNI", "HEN", "HSN"],</w:t>
-      </w:r>
-    </w:p>
-    <w:p>
-      <w:pPr>
-        <w:rPr>
-          <w:highlight w:val="yellow"/>
-        </w:rPr>
-      </w:pPr>
-      <w:r>
-        <w:rPr>
-          <w:highlight w:val="yellow"/>
-        </w:rPr>
-        <w:t>  "DataType": "CEF",</w:t>
-      </w:r>
-    </w:p>
-    <w:p>
-      <w:pPr>
-        <w:rPr>
-          <w:highlight w:val="yellow"/>
-        </w:rPr>
-      </w:pPr>
-      <w:r>
-        <w:rPr>
-          <w:highlight w:val="yellow"/>
-        </w:rPr>
-        <w:t>  "Format": "SingleCsvFile",</w:t>
-      </w:r>
-    </w:p>
-    <w:p>
-      <w:pPr>
-        <w:rPr>
-          <w:highlight w:val="yellow"/>
-        </w:rPr>
-      </w:pPr>
-      <w:r>
-        <w:rPr>
-          <w:highlight w:val="yellow"/>
-        </w:rPr>
-        <w:t>  "CEFFilters": {</w:t>
-      </w:r>
-    </w:p>
-    <w:p>
-      <w:pPr>
-        <w:rPr>
-          <w:highlight w:val="yellow"/>
-        </w:rPr>
-      </w:pPr>
-      <w:r>
-        <w:rPr>
-          <w:highlight w:val="yellow"/>
-        </w:rPr>
-        <w:t>    "CNVesselFlagCountry": ["FR"],</w:t>
-      </w:r>
-    </w:p>
-    <w:p>
-      <w:pPr>
-        <w:rPr>
-          <w:highlight w:val="yellow"/>
-        </w:rPr>
-      </w:pPr>
-      <w:r>
-        <w:rPr>
-          <w:highlight w:val="yellow"/>
-        </w:rPr>
-        <w:t>    "CNstock": ["cod.27.21"],</w:t>
-      </w:r>
-    </w:p>
-    <w:p>
-      <w:pPr>
-        <w:rPr>
-          <w:highlight w:val="yellow"/>
-        </w:rPr>
-      </w:pPr>
-      <w:r>
-        <w:rPr>
-          <w:highlight w:val="yellow"/>
-        </w:rPr>
-        <w:t>    "CNyear":  ["2020","2021","2022","2023"],</w:t>
-      </w:r>
-    </w:p>
-    <w:p>
-      <w:pPr>
-        <w:rPr>
-          <w:highlight w:val="yellow"/>
-        </w:rPr>
-      </w:pPr>
-      <w:r>
-        <w:rPr>
-          <w:highlight w:val="yellow"/>
-        </w:rPr>
-        <w:t>    "SNstock": ["cod.27.21"],</w:t>
-      </w:r>
-    </w:p>
-    <w:p>
-      <w:pPr>
-        <w:rPr>
-          <w:highlight w:val="yellow"/>
-        </w:rPr>
-      </w:pPr>
-      <w:r>
-        <w:rPr>
-          <w:highlight w:val="yellow"/>
-        </w:rPr>
-        <w:t>    "SNyear":  ["2020","2021","2022","2023"],</w:t>
-      </w:r>
-    </w:p>
-    <w:p>
-      <w:pPr>
-        <w:rPr>
-          <w:highlight w:val="yellow"/>
-        </w:rPr>
-      </w:pPr>
-      <w:r>
-        <w:rPr>
-          <w:highlight w:val="yellow"/>
-        </w:rPr>
-        <w:t>    "ENyear":  ["2020","2021","2022","2023"]</w:t>
-      </w:r>
-    </w:p>
-    <w:p>
-      <w:pPr>
-        <w:rPr>
-          <w:highlight w:val="yellow"/>
-        </w:rPr>
-      </w:pPr>
-      <w:r>
-        <w:rPr>
-          <w:highlight w:val="yellow"/>
-        </w:rPr>
-        <w:t>  "ENStockForDeterminingAreas": ["cod.27.21"]</w:t>
-      </w:r>
-    </w:p>
-    <w:p>
-      <w:pPr>
-        <w:rPr>
-          <w:highlight w:val="yellow"/>
-        </w:rPr>
-      </w:pPr>
-      <w:r>
-        <w:rPr>
-          <w:highlight w:val="yellow"/>
-        </w:rPr>
-        <w:t> )</w:t>
-      </w:r>
-    </w:p>
-    <w:p>
-      <w:pPr>
-        <w:rPr>
-          <w:highlight w:val="yellow"/>
-        </w:rPr>
-      </w:pPr>
-    </w:p>
-    <w:p>
-      <w:pPr>
-        <w:rPr>
-          <w:b/>
-          <w:bCs/>
-          <w:highlight w:val="yellow"/>
-        </w:rPr>
-      </w:pPr>
-      <w:r>
-        <w:rPr>
-          <w:b/>
-          <w:bCs/>
-          <w:highlight w:val="yellow"/>
-        </w:rPr>
-        <w:t>Files are download by calling the API like this:</w:t>
-      </w:r>
-    </w:p>
-    <w:p>
-      <w:pPr>
-        <w:rPr>
-          <w:highlight w:val="yellow"/>
-        </w:rPr>
-      </w:pPr>
-    </w:p>
-    <w:p>
-      <w:pPr>
-        <w:rPr>
-          <w:b/>
-          <w:bCs/>
-        </w:rPr>
-      </w:pPr>
-      <w:r>
-        <w:rPr>
-          <w:b/>
-          <w:bCs/>
-          <w:highlight w:val="yellow"/>
-        </w:rPr>
-        <w:t>zipfile &lt;- rdbes_download_data(my_filter)</w:t>
-      </w:r>
-    </w:p>
-    <w:p>
-      <w:pPr>
-        <w:rPr>
-          <w:b/>
-          <w:bCs/>
-        </w:rPr>
-      </w:pPr>
-    </w:p>
-    <w:p>
-      <w:pPr>
-        <w:rPr>
-          <w:highlight w:val="yellow"/>
-        </w:rPr>
-      </w:pPr>
-      <w:r>
-        <w:rPr>
-          <w:highlight w:val="yellow"/>
-        </w:rPr>
-        <w:t xml:space="preserve">There is not need for a filter for the Distribution National (DN) </w:t>
-      </w:r>
-      <w:r>
-        <w:rPr>
-          <w:highlight w:val="yellow"/>
-        </w:rPr>
-        <w:t xml:space="preserve">table/record type because the DN is always downloaded in connection with the Catch National (CN) in the National Information </w:t>
-      </w:r>
-      <w:r>
-        <w:rPr>
-          <w:highlight w:val="yellow"/>
-        </w:rPr>
-        <w:t>(NI).</w:t>
-      </w:r>
-    </w:p>
-    <w:p>
-      <w:r>
-        <w:rPr>
-          <w:highlight w:val="yellow"/>
-        </w:rPr>
-        <w:t xml:space="preserve">The “ENStockForDeterminingAreas” is </w:t>
-      </w:r>
-      <w:r>
-        <w:rPr>
-          <w:highlight w:val="yellow"/>
-        </w:rPr>
-        <w:t xml:space="preserve">a </w:t>
-      </w:r>
-      <w:r>
-        <w:rPr>
-          <w:highlight w:val="yellow"/>
-        </w:rPr>
-        <w:t xml:space="preserve">filter used to determine the effort areas that should be downloaded for the stock, </w:t>
-      </w:r>
-      <w:r>
-        <w:rPr>
-          <w:highlight w:val="yellow"/>
-        </w:rPr>
-        <w:t xml:space="preserve">(this is </w:t>
-      </w:r>
-      <w:r>
-        <w:rPr>
-          <w:highlight w:val="yellow"/>
-        </w:rPr>
-        <w:t>because</w:t>
-      </w:r>
-      <w:r>
-        <w:rPr>
-          <w:highlight w:val="yellow"/>
-        </w:rPr>
-        <w:t>, as you know,</w:t>
-      </w:r>
-      <w:r>
-        <w:rPr>
-          <w:highlight w:val="yellow"/>
-        </w:rPr>
-        <w:t xml:space="preserve"> there is not stock data in the effort table</w:t>
-      </w:r>
-      <w:r>
-        <w:rPr>
-          <w:highlight w:val="yellow"/>
-        </w:rPr>
-        <w:t>)</w:t>
-      </w:r>
-      <w:r>
-        <w:rPr>
-          <w:highlight w:val="yellow"/>
-        </w:rPr>
-        <w:t>.</w:t>
-      </w:r>
-    </w:p>
-    <w:p>
-      <w:pPr>
-        <w:rPr>
-          <w:highlight w:val="yellow"/>
-        </w:rPr>
-      </w:pPr>
-      <w:r>
-        <w:rPr>
-          <w:highlight w:val="yellow"/>
-        </w:rPr>
-        <w:lastRenderedPageBreak/>
-        <w:t xml:space="preserve">It is also possible to download one </w:t>
-      </w:r>
-      <w:r>
-        <w:rPr>
-          <w:highlight w:val="yellow"/>
-        </w:rPr>
-        <w:t xml:space="preserve">hierarchy </w:t>
-      </w:r>
-      <w:r>
-        <w:rPr>
-          <w:highlight w:val="yellow"/>
-        </w:rPr>
-        <w:t xml:space="preserve">) "HNI", "HEN", "HSN" </w:t>
-      </w:r>
-      <w:r>
-        <w:rPr>
-          <w:highlight w:val="yellow"/>
-        </w:rPr>
-        <w:t>at the time</w:t>
-      </w:r>
-      <w:r>
-        <w:rPr>
-          <w:highlight w:val="yellow"/>
-        </w:rPr>
-        <w:t xml:space="preserve">, two tables/record types for "HNI", and one </w:t>
-      </w:r>
-      <w:r>
-        <w:rPr>
-          <w:highlight w:val="yellow"/>
-        </w:rPr>
-        <w:t>tables/record types for "HEN", "HSN", see the example below</w:t>
-      </w:r>
-    </w:p>
-    <w:p>
-      <w:pPr>
-        <w:rPr>
-          <w:highlight w:val="yellow"/>
-        </w:rPr>
-      </w:pPr>
-      <w:r>
-        <w:rPr>
-          <w:highlight w:val="yellow"/>
-        </w:rPr>
-        <w:t>my_filter &lt;- list(</w:t>
-      </w:r>
-    </w:p>
-    <w:p>
-      <w:pPr>
-        <w:rPr>
-          <w:highlight w:val="yellow"/>
-        </w:rPr>
-      </w:pPr>
-      <w:r>
-        <w:rPr>
-          <w:highlight w:val="yellow"/>
-        </w:rPr>
-        <w:t>  "Hierarchies": ["HNI"],</w:t>
-      </w:r>
-    </w:p>
-    <w:p>
-      <w:pPr>
-        <w:rPr>
-          <w:highlight w:val="yellow"/>
-        </w:rPr>
-      </w:pPr>
-      <w:r>
-        <w:rPr>
-          <w:highlight w:val="yellow"/>
-        </w:rPr>
-        <w:t>  "DataType": "CEF",</w:t>
-      </w:r>
-    </w:p>
-    <w:p>
-      <w:pPr>
-        <w:rPr>
-          <w:highlight w:val="yellow"/>
-        </w:rPr>
-      </w:pPr>
-      <w:r>
-        <w:rPr>
-          <w:highlight w:val="yellow"/>
-        </w:rPr>
-        <w:t>  "Format": "</w:t>
-      </w:r>
-      <w:r>
-        <w:rPr>
-          <w:highlight w:val="yellow"/>
-        </w:rPr>
-        <w:t xml:space="preserve"> CsvFilePerTable </w:t>
-      </w:r>
-      <w:r>
-        <w:rPr>
-          <w:highlight w:val="yellow"/>
-        </w:rPr>
-        <w:t>",</w:t>
-      </w:r>
-    </w:p>
-    <w:p>
-      <w:pPr>
-        <w:rPr>
-          <w:highlight w:val="yellow"/>
-        </w:rPr>
-      </w:pPr>
-      <w:r>
-        <w:rPr>
-          <w:highlight w:val="yellow"/>
-        </w:rPr>
-        <w:t>  "CEFFilters": {</w:t>
-      </w:r>
-    </w:p>
-    <w:p>
-      <w:pPr>
-        <w:rPr>
-          <w:highlight w:val="yellow"/>
-        </w:rPr>
-      </w:pPr>
-      <w:r>
-        <w:rPr>
-          <w:highlight w:val="yellow"/>
-        </w:rPr>
-        <w:t>    "CNVesselFlagCountry": ["FR"],</w:t>
-      </w:r>
-    </w:p>
-    <w:p>
-      <w:pPr>
-        <w:rPr>
-          <w:highlight w:val="yellow"/>
-        </w:rPr>
-      </w:pPr>
-      <w:r>
-        <w:rPr>
-          <w:highlight w:val="yellow"/>
-        </w:rPr>
-        <w:t>    "CNstock": ["cod.27.21"],</w:t>
-      </w:r>
-    </w:p>
-    <w:p>
-      <w:pPr>
-        <w:rPr>
-          <w:highlight w:val="yellow"/>
-        </w:rPr>
-      </w:pPr>
-      <w:r>
-        <w:rPr>
-          <w:highlight w:val="yellow"/>
-        </w:rPr>
-        <w:t>    "CNyear":  ["2020","2021","2022","2023"],</w:t>
-      </w:r>
-    </w:p>
-    <w:p>
-      <w:pPr>
-        <w:rPr>
-          <w:highlight w:val="yellow"/>
-        </w:rPr>
-      </w:pPr>
-      <w:r>
-        <w:rPr>
-          <w:highlight w:val="yellow"/>
-        </w:rPr>
-        <w:t> )</w:t>
-      </w:r>
-    </w:p>
-    <w:p>
-      <w:pPr>
-        <w:rPr>
-          <w:highlight w:val="yellow"/>
-        </w:rPr>
-      </w:pPr>
-    </w:p>
-    <w:p>
-      <w:pPr>
-        <w:rPr>
-          <w:b/>
-          <w:bCs/>
-          <w:highlight w:val="yellow"/>
-        </w:rPr>
-      </w:pPr>
-      <w:r>
-        <w:rPr>
-          <w:b/>
-          <w:bCs/>
-          <w:highlight w:val="yellow"/>
-        </w:rPr>
-        <w:t>Files are download by calling the API like this:</w:t>
-      </w:r>
-    </w:p>
-    <w:p>
-      <w:pPr>
-        <w:rPr>
-          <w:highlight w:val="yellow"/>
-        </w:rPr>
-      </w:pPr>
-    </w:p>
-    <w:p>
-      <w:pPr>
-        <w:rPr>
-          <w:b/>
-          <w:bCs/>
-        </w:rPr>
-      </w:pPr>
-      <w:r>
-        <w:rPr>
-          <w:b/>
-          <w:bCs/>
-          <w:highlight w:val="yellow"/>
-        </w:rPr>
-        <w:t>zipfile &lt;- rdbes_download_data(my_filter)</w:t>
-      </w:r>
-    </w:p>
-    <w:p/>
-    <w:p>
-      <w:pPr>
-        <w:rPr>
-          <w:b/>
-          <w:bCs/>
-        </w:rPr>
-      </w:pPr>
+        <w:t>data type filters: The specific filter object for the data type (e.g. </w:t>
+      </w:r>
+      <w:proofErr w:type="spellStart"/>
+      <w:r>
+        <w:t>csFilters</w:t>
+      </w:r>
+      <w:proofErr w:type="spellEnd"/>
+      <w:r>
+        <w:t>).</w:t>
+      </w:r>
     </w:p>
     <w:p>
       <w:pPr>
         <w:pStyle w:val="Heading2"/>
       </w:pPr>
       <w:r>
+        <w:t>Download CEF data</w:t>
+      </w:r>
+    </w:p>
+    <w:p>
+      <w:r>
+        <w:t xml:space="preserve">To download all </w:t>
+      </w:r>
+      <w:r>
+        <w:t>three</w:t>
+      </w:r>
+      <w:r>
+        <w:t xml:space="preserve"> CEF </w:t>
+      </w:r>
+      <w:r>
+        <w:t>hierarchies</w:t>
+      </w:r>
+      <w:r>
+        <w:t xml:space="preserve"> (</w:t>
+      </w:r>
+      <w:r>
+        <w:t xml:space="preserve">work </w:t>
+      </w:r>
+      <w:r>
+        <w:t xml:space="preserve">will </w:t>
+      </w:r>
+      <w:r>
+        <w:t xml:space="preserve">be done to </w:t>
+      </w:r>
+      <w:r>
+        <w:t>updat</w:t>
+      </w:r>
+      <w:r>
+        <w:t>e</w:t>
+      </w:r>
+      <w:r>
+        <w:t xml:space="preserve"> the filter names)</w:t>
+      </w:r>
+      <w:r>
+        <w:t xml:space="preserve"> </w:t>
+      </w:r>
+      <w:r>
+        <w:t>"HNI", "HEN", "HSN</w:t>
+      </w:r>
+      <w:r>
+        <w:t>”, which</w:t>
+      </w:r>
+      <w:r>
+        <w:t xml:space="preserve"> consist of the four record types/tables CN, DN, SN and EN</w:t>
+      </w:r>
+      <w:r>
+        <w:t xml:space="preserve"> in one gone please see the example below</w:t>
+      </w:r>
+      <w:r>
+        <w:t xml:space="preserve">, </w:t>
+      </w:r>
+      <w:r>
+        <w:rPr>
+          <w:highlight w:val="yellow"/>
+        </w:rPr>
+        <w:t xml:space="preserve">in the parameter </w:t>
+      </w:r>
+      <w:proofErr w:type="spellStart"/>
+      <w:r>
+        <w:rPr>
+          <w:highlight w:val="yellow"/>
+        </w:rPr>
+        <w:t>CNstock</w:t>
+      </w:r>
+      <w:proofErr w:type="spellEnd"/>
+      <w:r>
+        <w:rPr>
+          <w:highlight w:val="yellow"/>
+        </w:rPr>
+        <w:t xml:space="preserve"> and </w:t>
+      </w:r>
+      <w:proofErr w:type="spellStart"/>
+      <w:r>
+        <w:rPr>
+          <w:highlight w:val="yellow"/>
+        </w:rPr>
+        <w:t>SNstock</w:t>
+      </w:r>
+      <w:proofErr w:type="spellEnd"/>
+      <w:r>
+        <w:rPr>
+          <w:highlight w:val="yellow"/>
+        </w:rPr>
+        <w:t xml:space="preserve"> only "All" is allowed, the specific stock data have to be </w:t>
+      </w:r>
+      <w:proofErr w:type="spellStart"/>
+      <w:r>
+        <w:rPr>
+          <w:highlight w:val="yellow"/>
+        </w:rPr>
+        <w:t>filetered</w:t>
+      </w:r>
+      <w:proofErr w:type="spellEnd"/>
+      <w:r>
+        <w:rPr>
+          <w:highlight w:val="yellow"/>
+        </w:rPr>
+        <w:t xml:space="preserve"> after the download:</w:t>
+      </w:r>
+    </w:p>
+    <w:p>
+      <w:proofErr w:type="spellStart"/>
+      <w:r>
+        <w:t>my_filter</w:t>
+      </w:r>
+      <w:proofErr w:type="spellEnd"/>
+      <w:r>
+        <w:t xml:space="preserve"> &lt;- </w:t>
+      </w:r>
+      <w:proofErr w:type="gramStart"/>
+      <w:r>
+        <w:t>list(</w:t>
+      </w:r>
+      <w:proofErr w:type="gramEnd"/>
+    </w:p>
+    <w:p>
+      <w:r>
+        <w:t>  "Hierarchies": ["HNI", "HEN", "HSN"],</w:t>
+      </w:r>
+    </w:p>
+    <w:p>
+      <w:r>
+        <w:t>  "</w:t>
+      </w:r>
+      <w:proofErr w:type="spellStart"/>
+      <w:r>
+        <w:t>DataType</w:t>
+      </w:r>
+      <w:proofErr w:type="spellEnd"/>
+      <w:r>
+        <w:t>": "CEF",</w:t>
+      </w:r>
+    </w:p>
+    <w:p>
+      <w:r>
+        <w:t>  "Format": "</w:t>
+      </w:r>
+      <w:proofErr w:type="spellStart"/>
+      <w:r>
+        <w:t>SingleCsvFile</w:t>
+      </w:r>
+      <w:proofErr w:type="spellEnd"/>
+      <w:r>
+        <w:t>",</w:t>
+      </w:r>
+    </w:p>
+    <w:p>
+      <w:r>
+        <w:t>  "</w:t>
+      </w:r>
+      <w:proofErr w:type="spellStart"/>
+      <w:r>
+        <w:t>CEFFilters</w:t>
+      </w:r>
+      <w:proofErr w:type="spellEnd"/>
+      <w:r>
+        <w:t>": {</w:t>
+      </w:r>
+    </w:p>
+    <w:p>
+      <w:r>
+        <w:t>    "</w:t>
+      </w:r>
+      <w:proofErr w:type="spellStart"/>
+      <w:r>
+        <w:t>CNVesselFlagCountry</w:t>
+      </w:r>
+      <w:proofErr w:type="spellEnd"/>
+      <w:r>
+        <w:t>": ["FR"],</w:t>
+      </w:r>
+    </w:p>
+    <w:p>
+      <w:r>
+        <w:t>    "</w:t>
+      </w:r>
+      <w:proofErr w:type="spellStart"/>
+      <w:r>
+        <w:t>CNstock</w:t>
+      </w:r>
+      <w:proofErr w:type="spellEnd"/>
+      <w:r>
+        <w:t>": ["</w:t>
+      </w:r>
+      <w:r>
+        <w:rPr>
+          <w:highlight w:val="yellow"/>
+        </w:rPr>
+        <w:t>All</w:t>
+      </w:r>
+      <w:r>
+        <w:t>"],</w:t>
+      </w:r>
+    </w:p>
+    <w:p>
+      <w:r>
+        <w:t>    "</w:t>
+      </w:r>
+      <w:proofErr w:type="spellStart"/>
+      <w:r>
+        <w:t>CNyear</w:t>
+      </w:r>
+      <w:proofErr w:type="spellEnd"/>
+      <w:r>
+        <w:t>"</w:t>
+      </w:r>
+      <w:proofErr w:type="gramStart"/>
+      <w:r>
+        <w:t>:  [</w:t>
+      </w:r>
+      <w:proofErr w:type="gramEnd"/>
+      <w:r>
+        <w:t>"2020","2021","2022","2023"],</w:t>
+      </w:r>
+    </w:p>
+    <w:p>
+      <w:r>
+        <w:t>    "</w:t>
+      </w:r>
+      <w:proofErr w:type="spellStart"/>
+      <w:r>
+        <w:t>SNstock</w:t>
+      </w:r>
+      <w:proofErr w:type="spellEnd"/>
+      <w:r>
+        <w:t>": ["</w:t>
+      </w:r>
+      <w:r>
+        <w:rPr>
+          <w:highlight w:val="yellow"/>
+        </w:rPr>
+        <w:t>All</w:t>
+      </w:r>
+      <w:r>
+        <w:t>"],</w:t>
+      </w:r>
+    </w:p>
+    <w:p>
+      <w:r>
+        <w:t>    "</w:t>
+      </w:r>
+      <w:proofErr w:type="spellStart"/>
+      <w:r>
+        <w:t>SNyear</w:t>
+      </w:r>
+      <w:proofErr w:type="spellEnd"/>
+      <w:r>
+        <w:t>"</w:t>
+      </w:r>
+      <w:proofErr w:type="gramStart"/>
+      <w:r>
+        <w:t>:  [</w:t>
+      </w:r>
+      <w:proofErr w:type="gramEnd"/>
+      <w:r>
+        <w:t>"2020","2021","2022","2023"],</w:t>
+      </w:r>
+    </w:p>
+    <w:p>
+      <w:r>
+        <w:t>    "</w:t>
+      </w:r>
+      <w:proofErr w:type="spellStart"/>
+      <w:r>
+        <w:t>ENyear</w:t>
+      </w:r>
+      <w:proofErr w:type="spellEnd"/>
+      <w:r>
+        <w:t>"</w:t>
+      </w:r>
+      <w:proofErr w:type="gramStart"/>
+      <w:r>
+        <w:t>:  [</w:t>
+      </w:r>
+      <w:proofErr w:type="gramEnd"/>
+      <w:r>
+        <w:t>"2020","2021","2022","2023"]</w:t>
+      </w:r>
+    </w:p>
+    <w:p>
+      <w:r>
+        <w:t>  "</w:t>
+      </w:r>
+      <w:proofErr w:type="spellStart"/>
+      <w:r>
+        <w:t>ENStockForDeterminingAreas</w:t>
+      </w:r>
+      <w:proofErr w:type="spellEnd"/>
+      <w:r>
+        <w:t>": ["cod.27.21"]</w:t>
+      </w:r>
+    </w:p>
+    <w:p>
+      <w:r>
+        <w:t> )</w:t>
+      </w:r>
+    </w:p>
+    <w:p/>
+    <w:p>
+      <w:pPr>
+        <w:rPr>
+          <w:b/>
+          <w:bCs/>
+        </w:rPr>
+      </w:pPr>
+      <w:r>
+        <w:rPr>
+          <w:b/>
+          <w:bCs/>
+        </w:rPr>
+        <w:t>Files are download by calling the API like this:</w:t>
+      </w:r>
+    </w:p>
+    <w:p/>
+    <w:p>
+      <w:pPr>
+        <w:rPr>
+          <w:b/>
+          <w:bCs/>
+        </w:rPr>
+      </w:pPr>
+      <w:proofErr w:type="spellStart"/>
+      <w:r>
+        <w:rPr>
+          <w:b/>
+          <w:bCs/>
+        </w:rPr>
+        <w:t>zipfile</w:t>
+      </w:r>
+      <w:proofErr w:type="spellEnd"/>
+      <w:r>
+        <w:rPr>
+          <w:b/>
+          <w:bCs/>
+        </w:rPr>
+        <w:t xml:space="preserve"> &lt;- </w:t>
+      </w:r>
+      <w:proofErr w:type="spellStart"/>
+      <w:r>
+        <w:rPr>
+          <w:b/>
+          <w:bCs/>
+        </w:rPr>
+        <w:t>rdbes_download_data</w:t>
+      </w:r>
+      <w:proofErr w:type="spellEnd"/>
+      <w:r>
+        <w:rPr>
+          <w:b/>
+          <w:bCs/>
+        </w:rPr>
+        <w:t>(</w:t>
+      </w:r>
+      <w:proofErr w:type="spellStart"/>
+      <w:r>
+        <w:rPr>
+          <w:b/>
+          <w:bCs/>
+        </w:rPr>
+        <w:t>my_filter</w:t>
+      </w:r>
+      <w:proofErr w:type="spellEnd"/>
+      <w:r>
+        <w:rPr>
+          <w:b/>
+          <w:bCs/>
+        </w:rPr>
+        <w:t>)</w:t>
+      </w:r>
+    </w:p>
+    <w:p>
+      <w:pPr>
+        <w:rPr>
+          <w:b/>
+          <w:bCs/>
+        </w:rPr>
+      </w:pPr>
+    </w:p>
+    <w:p>
+      <w:r>
+        <w:t xml:space="preserve">There is not need for a filter for the Distribution National (DN) </w:t>
+      </w:r>
+      <w:r>
+        <w:t xml:space="preserve">table/record type because the DN is always downloaded in connection with the Catch National (CN) in the National Information </w:t>
+      </w:r>
+      <w:r>
+        <w:t>(NI).</w:t>
+      </w:r>
+    </w:p>
+    <w:p>
+      <w:r>
+        <w:t>The “</w:t>
+      </w:r>
+      <w:proofErr w:type="spellStart"/>
+      <w:r>
+        <w:t>ENStockForDeterminingAreas</w:t>
+      </w:r>
+      <w:proofErr w:type="spellEnd"/>
+      <w:r>
+        <w:t xml:space="preserve">” is </w:t>
+      </w:r>
+      <w:r>
+        <w:t xml:space="preserve">a </w:t>
+      </w:r>
+      <w:r>
+        <w:t xml:space="preserve">filter used to determine the effort areas that should be downloaded for the stock, </w:t>
+      </w:r>
+      <w:r>
+        <w:t xml:space="preserve">(this is </w:t>
+      </w:r>
+      <w:r>
+        <w:t>because</w:t>
+      </w:r>
+      <w:r>
+        <w:t>, as you know,</w:t>
+      </w:r>
+      <w:r>
+        <w:t xml:space="preserve"> there is not stock data in the effort table</w:t>
+      </w:r>
+      <w:r>
+        <w:t>)</w:t>
+      </w:r>
+      <w:r>
+        <w:t>.</w:t>
+      </w:r>
+    </w:p>
+    <w:p>
+      <w:r>
+        <w:lastRenderedPageBreak/>
+        <w:t xml:space="preserve">It is also possible to download one </w:t>
+      </w:r>
+      <w:proofErr w:type="gramStart"/>
+      <w:r>
+        <w:t xml:space="preserve">hierarchy </w:t>
+      </w:r>
+      <w:r>
+        <w:t>)</w:t>
+      </w:r>
+      <w:proofErr w:type="gramEnd"/>
+      <w:r>
+        <w:t xml:space="preserve"> "HNI", "HEN", "HSN" </w:t>
+      </w:r>
+      <w:r>
+        <w:t>at the time</w:t>
+      </w:r>
+      <w:r>
+        <w:t xml:space="preserve">, two tables/record types for "HNI", and one </w:t>
+      </w:r>
+      <w:r>
+        <w:t>tables/record types for "HEN", "HSN", see the example below</w:t>
+      </w:r>
+    </w:p>
+    <w:p>
+      <w:proofErr w:type="spellStart"/>
+      <w:r>
+        <w:t>my_filter</w:t>
+      </w:r>
+      <w:proofErr w:type="spellEnd"/>
+      <w:r>
+        <w:t xml:space="preserve"> &lt;- </w:t>
+      </w:r>
+      <w:proofErr w:type="gramStart"/>
+      <w:r>
+        <w:t>list(</w:t>
+      </w:r>
+      <w:proofErr w:type="gramEnd"/>
+    </w:p>
+    <w:p>
+      <w:r>
+        <w:t>  "Hierarchies": ["HNI"],</w:t>
+      </w:r>
+    </w:p>
+    <w:p>
+      <w:r>
+        <w:t>  "</w:t>
+      </w:r>
+      <w:proofErr w:type="spellStart"/>
+      <w:r>
+        <w:t>DataType</w:t>
+      </w:r>
+      <w:proofErr w:type="spellEnd"/>
+      <w:r>
+        <w:t>": "CEF",</w:t>
+      </w:r>
+    </w:p>
+    <w:p>
+      <w:r>
+        <w:t>  "Format": "</w:t>
+      </w:r>
+      <w:r>
+        <w:t xml:space="preserve"> </w:t>
+      </w:r>
+      <w:proofErr w:type="spellStart"/>
+      <w:r>
+        <w:t>CsvFilePerTable</w:t>
+      </w:r>
+      <w:proofErr w:type="spellEnd"/>
+      <w:r>
+        <w:t xml:space="preserve"> </w:t>
+      </w:r>
+      <w:r>
+        <w:t>",</w:t>
+      </w:r>
+    </w:p>
+    <w:p>
+      <w:r>
+        <w:t>  "</w:t>
+      </w:r>
+      <w:proofErr w:type="spellStart"/>
+      <w:r>
+        <w:t>CEFFilters</w:t>
+      </w:r>
+      <w:proofErr w:type="spellEnd"/>
+      <w:r>
+        <w:t>": {</w:t>
+      </w:r>
+    </w:p>
+    <w:p>
+      <w:r>
+        <w:t>    "</w:t>
+      </w:r>
+      <w:proofErr w:type="spellStart"/>
+      <w:r>
+        <w:t>CNVesselFlagCountry</w:t>
+      </w:r>
+      <w:proofErr w:type="spellEnd"/>
+      <w:r>
+        <w:t>": ["FR"],</w:t>
+      </w:r>
+    </w:p>
+    <w:p>
+      <w:r>
+        <w:t>    "</w:t>
+      </w:r>
+      <w:proofErr w:type="spellStart"/>
+      <w:r>
+        <w:t>CNstock</w:t>
+      </w:r>
+      <w:proofErr w:type="spellEnd"/>
+      <w:r>
+        <w:t>": ["</w:t>
+      </w:r>
+      <w:r>
+        <w:rPr>
+          <w:highlight w:val="yellow"/>
+        </w:rPr>
+        <w:t>All</w:t>
+      </w:r>
+      <w:r>
+        <w:t>"],</w:t>
+      </w:r>
+    </w:p>
+    <w:p>
+      <w:r>
+        <w:t>    "</w:t>
+      </w:r>
+      <w:proofErr w:type="spellStart"/>
+      <w:r>
+        <w:t>CNyear</w:t>
+      </w:r>
+      <w:proofErr w:type="spellEnd"/>
+      <w:r>
+        <w:t>"</w:t>
+      </w:r>
+      <w:proofErr w:type="gramStart"/>
+      <w:r>
+        <w:t>:  [</w:t>
+      </w:r>
+      <w:proofErr w:type="gramEnd"/>
+      <w:r>
+        <w:t>"2020","2021","2022","2023"],</w:t>
+      </w:r>
+    </w:p>
+    <w:p>
+      <w:r>
+        <w:t> )</w:t>
+      </w:r>
+    </w:p>
+    <w:p/>
+    <w:p>
+      <w:pPr>
+        <w:rPr>
+          <w:b/>
+          <w:bCs/>
+        </w:rPr>
+      </w:pPr>
+      <w:r>
+        <w:rPr>
+          <w:b/>
+          <w:bCs/>
+        </w:rPr>
+        <w:t>Files are download by calling the API like this:</w:t>
+      </w:r>
+    </w:p>
+    <w:p/>
+    <w:p>
+      <w:pPr>
+        <w:rPr>
+          <w:b/>
+          <w:bCs/>
+        </w:rPr>
+      </w:pPr>
+      <w:proofErr w:type="spellStart"/>
+      <w:r>
+        <w:rPr>
+          <w:b/>
+          <w:bCs/>
+        </w:rPr>
+        <w:t>zipfile</w:t>
+      </w:r>
+      <w:proofErr w:type="spellEnd"/>
+      <w:r>
+        <w:rPr>
+          <w:b/>
+          <w:bCs/>
+        </w:rPr>
+        <w:t xml:space="preserve"> &lt;- </w:t>
+      </w:r>
+      <w:proofErr w:type="spellStart"/>
+      <w:r>
+        <w:rPr>
+          <w:b/>
+          <w:bCs/>
+        </w:rPr>
+        <w:t>rdbes_download_data</w:t>
+      </w:r>
+      <w:proofErr w:type="spellEnd"/>
+      <w:r>
+        <w:rPr>
+          <w:b/>
+          <w:bCs/>
+        </w:rPr>
+        <w:t>(</w:t>
+      </w:r>
+      <w:proofErr w:type="spellStart"/>
+      <w:r>
+        <w:rPr>
+          <w:b/>
+          <w:bCs/>
+        </w:rPr>
+        <w:t>my_filter</w:t>
+      </w:r>
+      <w:proofErr w:type="spellEnd"/>
+      <w:r>
+        <w:rPr>
+          <w:b/>
+          <w:bCs/>
+        </w:rPr>
+        <w:t>)</w:t>
+      </w:r>
+    </w:p>
+    <w:p/>
+    <w:p>
+      <w:pPr>
+        <w:rPr>
+          <w:b/>
+          <w:bCs/>
+        </w:rPr>
+      </w:pPr>
+    </w:p>
+    <w:p>
+      <w:pPr>
+        <w:pStyle w:val="Heading2"/>
+      </w:pPr>
+      <w:r>
         <w:t>Download RDBES data</w:t>
       </w:r>
     </w:p>
@@ -1406,12 +1852,14 @@
         <w:t xml:space="preserve">data from RDBES, you can use the </w:t>
       </w:r>
       <w:hyperlink r:id="rId6" w:anchor="rdbes_download_data" w:tgtFrame="_blank" w:history="1">
+        <w:proofErr w:type="spellStart"/>
         <w:r>
           <w:rPr>
             <w:rStyle w:val="Hyperlink"/>
           </w:rPr>
           <w:t>rdbes_download_data</w:t>
         </w:r>
+        <w:proofErr w:type="spellEnd"/>
       </w:hyperlink>
       <w:r>
         <w:t xml:space="preserve"> function. For example:</w:t>
@@ -1419,22 +1867,56 @@
     </w:p>
     <w:p>
       <w:r>
-        <w:t>library(icesRDBES)</w:t>
-      </w:r>
-    </w:p>
-    <w:p>
-      <w:r>
-        <w:t>my_filter &lt;- list(</w:t>
-      </w:r>
-    </w:p>
-    <w:p>
-      <w:r>
-        <w:t xml:space="preserve">  dataType = "SL",</w:t>
-      </w:r>
-    </w:p>
-    <w:p>
-      <w:r>
-        <w:t xml:space="preserve">  format = "SingleCsvFile",</w:t>
+        <w:t>library(</w:t>
+      </w:r>
+      <w:proofErr w:type="spellStart"/>
+      <w:r>
+        <w:t>icesRDBES</w:t>
+      </w:r>
+      <w:proofErr w:type="spellEnd"/>
+      <w:r>
+        <w:t>)</w:t>
+      </w:r>
+    </w:p>
+    <w:p>
+      <w:proofErr w:type="spellStart"/>
+      <w:r>
+        <w:t>my_filter</w:t>
+      </w:r>
+      <w:proofErr w:type="spellEnd"/>
+      <w:r>
+        <w:t xml:space="preserve"> &lt;- </w:t>
+      </w:r>
+      <w:proofErr w:type="gramStart"/>
+      <w:r>
+        <w:t>list(</w:t>
+      </w:r>
+      <w:proofErr w:type="gramEnd"/>
+    </w:p>
+    <w:p>
+      <w:r>
+        <w:t xml:space="preserve">  </w:t>
+      </w:r>
+      <w:proofErr w:type="spellStart"/>
+      <w:r>
+        <w:t>dataType</w:t>
+      </w:r>
+      <w:proofErr w:type="spellEnd"/>
+      <w:r>
+        <w:t xml:space="preserve"> = "SL",</w:t>
+      </w:r>
+    </w:p>
+    <w:p>
+      <w:r>
+        <w:t xml:space="preserve">  format = "</w:t>
+      </w:r>
+      <w:proofErr w:type="spellStart"/>
+      <w:r>
+        <w:t>SingleCsvFile</w:t>
+      </w:r>
+      <w:proofErr w:type="spellEnd"/>
+      <w:r>
+        <w:t>",</w:t>
       </w:r>
     </w:p>
     <w:p>
@@ -1444,17 +1926,54 @@
     </w:p>
     <w:p>
       <w:r>
-        <w:t xml:space="preserve">  slFilters = list(</w:t>
-      </w:r>
-    </w:p>
-    <w:p>
-      <w:r>
-        <w:t xml:space="preserve">    slCountry = list("ZW"),</w:t>
-      </w:r>
-    </w:p>
-    <w:p>
-      <w:r>
-        <w:t xml:space="preserve">    slYear = list("2024")</w:t>
+        <w:t xml:space="preserve">  </w:t>
+      </w:r>
+      <w:proofErr w:type="spellStart"/>
+      <w:r>
+        <w:t>slFilters</w:t>
+      </w:r>
+      <w:proofErr w:type="spellEnd"/>
+      <w:r>
+        <w:t xml:space="preserve"> = </w:t>
+      </w:r>
+      <w:proofErr w:type="gramStart"/>
+      <w:r>
+        <w:t>list(</w:t>
+      </w:r>
+      <w:proofErr w:type="gramEnd"/>
+    </w:p>
+    <w:p>
+      <w:r>
+        <w:t xml:space="preserve">    </w:t>
+      </w:r>
+      <w:proofErr w:type="spellStart"/>
+      <w:r>
+        <w:t>slCountry</w:t>
+      </w:r>
+      <w:proofErr w:type="spellEnd"/>
+      <w:r>
+        <w:t xml:space="preserve"> = list("ZW"),</w:t>
+      </w:r>
+    </w:p>
+    <w:p>
+      <w:r>
+        <w:t xml:space="preserve">    </w:t>
+      </w:r>
+      <w:proofErr w:type="spellStart"/>
+      <w:r>
+        <w:t>slYear</w:t>
+      </w:r>
+      <w:proofErr w:type="spellEnd"/>
+      <w:r>
+        <w:t xml:space="preserve"> = </w:t>
+      </w:r>
+      <w:proofErr w:type="gramStart"/>
+      <w:r>
+        <w:t>list(</w:t>
+      </w:r>
+      <w:proofErr w:type="gramEnd"/>
+      <w:r>
+        <w:t>"2024")</w:t>
       </w:r>
     </w:p>
     <w:p>
@@ -1469,8 +1988,21 @@
       </w:r>
     </w:p>
     <w:p>
-      <w:r>
-        <w:t>rdbes_download_data(my_filter)</w:t>
+      <w:proofErr w:type="spellStart"/>
+      <w:r>
+        <w:t>rdbes_download_data</w:t>
+      </w:r>
+      <w:proofErr w:type="spellEnd"/>
+      <w:r>
+        <w:t>(</w:t>
+      </w:r>
+      <w:proofErr w:type="spellStart"/>
+      <w:r>
+        <w:t>my_filter</w:t>
+      </w:r>
+      <w:proofErr w:type="spellEnd"/>
+      <w:r>
+        <w:t>)</w:t>
       </w:r>
     </w:p>
     <w:p>
@@ -1516,7 +2048,23 @@
     </w:p>
     <w:p>
       <w:r>
-        <w:t>The above example dowloads a zip file to your current working directory, the rdbes_download_data function returns the path to the downloaded file as a character string.</w:t>
+        <w:t xml:space="preserve">The above example </w:t>
+      </w:r>
+      <w:proofErr w:type="spellStart"/>
+      <w:r>
+        <w:t>dowloads</w:t>
+      </w:r>
+      <w:proofErr w:type="spellEnd"/>
+      <w:r>
+        <w:t xml:space="preserve"> a zip file to your current working directory, the </w:t>
+      </w:r>
+      <w:proofErr w:type="spellStart"/>
+      <w:r>
+        <w:t>rdbes_download_data</w:t>
+      </w:r>
+      <w:proofErr w:type="spellEnd"/>
+      <w:r>
+        <w:t xml:space="preserve"> function returns the path to the downloaded file as a character string.</w:t>
       </w:r>
     </w:p>
     <w:p>
@@ -1541,7 +2089,15 @@
     </w:p>
     <w:p>
       <w:r>
-        <w:t>library(icesRDBES)</w:t>
+        <w:t>library(</w:t>
+      </w:r>
+      <w:proofErr w:type="spellStart"/>
+      <w:r>
+        <w:t>icesRDBES</w:t>
+      </w:r>
+      <w:proofErr w:type="spellEnd"/>
+      <w:r>
+        <w:t>)</w:t>
       </w:r>
     </w:p>
     <w:p>
@@ -1550,18 +2106,44 @@
       </w:r>
     </w:p>
     <w:p>
-      <w:r>
-        <w:t>my_filter &lt;- list(</w:t>
-      </w:r>
-    </w:p>
-    <w:p>
-      <w:r>
-        <w:t xml:space="preserve">  dataType = "SL",</w:t>
-      </w:r>
-    </w:p>
-    <w:p>
-      <w:r>
-        <w:t xml:space="preserve">  format = "SingleCsvFile",</w:t>
+      <w:proofErr w:type="spellStart"/>
+      <w:r>
+        <w:t>my_filter</w:t>
+      </w:r>
+      <w:proofErr w:type="spellEnd"/>
+      <w:r>
+        <w:t xml:space="preserve"> &lt;- </w:t>
+      </w:r>
+      <w:proofErr w:type="gramStart"/>
+      <w:r>
+        <w:t>list(</w:t>
+      </w:r>
+      <w:proofErr w:type="gramEnd"/>
+    </w:p>
+    <w:p>
+      <w:r>
+        <w:t xml:space="preserve">  </w:t>
+      </w:r>
+      <w:proofErr w:type="spellStart"/>
+      <w:r>
+        <w:t>dataType</w:t>
+      </w:r>
+      <w:proofErr w:type="spellEnd"/>
+      <w:r>
+        <w:t xml:space="preserve"> = "SL",</w:t>
+      </w:r>
+    </w:p>
+    <w:p>
+      <w:r>
+        <w:t xml:space="preserve">  format = "</w:t>
+      </w:r>
+      <w:proofErr w:type="spellStart"/>
+      <w:r>
+        <w:t>SingleCsvFile</w:t>
+      </w:r>
+      <w:proofErr w:type="spellEnd"/>
+      <w:r>
+        <w:t>",</w:t>
       </w:r>
     </w:p>
     <w:p>
@@ -1571,18 +2153,55 @@
     </w:p>
     <w:p>
       <w:r>
-        <w:t xml:space="preserve">  slFilters = list(</w:t>
-      </w:r>
-    </w:p>
-    <w:p>
-      <w:r>
-        <w:t xml:space="preserve">    slCountry = list("ZW"),</w:t>
+        <w:t xml:space="preserve">  </w:t>
+      </w:r>
+      <w:proofErr w:type="spellStart"/>
+      <w:r>
+        <w:t>slFilters</w:t>
+      </w:r>
+      <w:proofErr w:type="spellEnd"/>
+      <w:r>
+        <w:t xml:space="preserve"> = </w:t>
+      </w:r>
+      <w:proofErr w:type="gramStart"/>
+      <w:r>
+        <w:t>list(</w:t>
+      </w:r>
+      <w:proofErr w:type="gramEnd"/>
+    </w:p>
+    <w:p>
+      <w:r>
+        <w:t xml:space="preserve">    </w:t>
+      </w:r>
+      <w:proofErr w:type="spellStart"/>
+      <w:r>
+        <w:t>slCountry</w:t>
+      </w:r>
+      <w:proofErr w:type="spellEnd"/>
+      <w:r>
+        <w:t xml:space="preserve"> = list("ZW"),</w:t>
       </w:r>
     </w:p>
     <w:p>
       <w:r>
         <w:lastRenderedPageBreak/>
-        <w:t xml:space="preserve">    slYear = list("2024")</w:t>
+        <w:t xml:space="preserve">    </w:t>
+      </w:r>
+      <w:proofErr w:type="spellStart"/>
+      <w:r>
+        <w:t>slYear</w:t>
+      </w:r>
+      <w:proofErr w:type="spellEnd"/>
+      <w:r>
+        <w:t xml:space="preserve"> = </w:t>
+      </w:r>
+      <w:proofErr w:type="gramStart"/>
+      <w:r>
+        <w:t>list(</w:t>
+      </w:r>
+      <w:proofErr w:type="gramEnd"/>
+      <w:r>
+        <w:t>"2024")</w:t>
       </w:r>
     </w:p>
     <w:p>
@@ -1602,8 +2221,55 @@
       </w:r>
     </w:p>
     <w:p>
-      <w:r>
-        <w:t>zipfile &lt;- rdbes_download_data(my_filter, dest_dir = tempdir())</w:t>
+      <w:proofErr w:type="spellStart"/>
+      <w:r>
+        <w:t>zipfile</w:t>
+      </w:r>
+      <w:proofErr w:type="spellEnd"/>
+      <w:r>
+        <w:t xml:space="preserve"> &lt;- </w:t>
+      </w:r>
+      <w:proofErr w:type="spellStart"/>
+      <w:r>
+        <w:t>rdbes_download_</w:t>
+      </w:r>
+      <w:proofErr w:type="gramStart"/>
+      <w:r>
+        <w:t>data</w:t>
+      </w:r>
+      <w:proofErr w:type="spellEnd"/>
+      <w:r>
+        <w:t>(</w:t>
+      </w:r>
+      <w:proofErr w:type="spellStart"/>
+      <w:proofErr w:type="gramEnd"/>
+      <w:r>
+        <w:t>my_filter</w:t>
+      </w:r>
+      <w:proofErr w:type="spellEnd"/>
+      <w:r>
+        <w:t xml:space="preserve">, </w:t>
+      </w:r>
+      <w:proofErr w:type="spellStart"/>
+      <w:r>
+        <w:t>dest_dir</w:t>
+      </w:r>
+      <w:proofErr w:type="spellEnd"/>
+      <w:r>
+        <w:t xml:space="preserve"> = </w:t>
+      </w:r>
+      <w:proofErr w:type="spellStart"/>
+      <w:proofErr w:type="gramStart"/>
+      <w:r>
+        <w:t>tempdir</w:t>
+      </w:r>
+      <w:proofErr w:type="spellEnd"/>
+      <w:r>
+        <w:t>(</w:t>
+      </w:r>
+      <w:proofErr w:type="gramEnd"/>
+      <w:r>
+        <w:t>))</w:t>
       </w:r>
     </w:p>
     <w:p>
@@ -1638,17 +2304,43 @@
     <w:p/>
     <w:p>
       <w:r>
-        <w:t>## Process finished. File saved: /tmp/RtmpF47iyo/export_75b9ce1b-f47a-4878-831b-0e753db54ddf.zip</w:t>
-      </w:r>
-    </w:p>
-    <w:p>
-      <w:r>
-        <w:t># list the contents of the downloaded ZIP file</w:t>
-      </w:r>
-    </w:p>
-    <w:p>
-      <w:r>
-        <w:t>unzip(zipfile, list = TRUE)</w:t>
+        <w:t>## Process finished. File saved: /</w:t>
+      </w:r>
+      <w:proofErr w:type="spellStart"/>
+      <w:r>
+        <w:t>tmp</w:t>
+      </w:r>
+      <w:proofErr w:type="spellEnd"/>
+      <w:r>
+        <w:t>/RtmpF47iyo/export_75b9ce1b-f47a-4878-831b-0e753db54ddf.zip</w:t>
+      </w:r>
+    </w:p>
+    <w:p>
+      <w:r>
+        <w:t xml:space="preserve"># </w:t>
+      </w:r>
+      <w:proofErr w:type="gramStart"/>
+      <w:r>
+        <w:t>list</w:t>
+      </w:r>
+      <w:proofErr w:type="gramEnd"/>
+      <w:r>
+        <w:t xml:space="preserve"> the contents of the downloaded ZIP file</w:t>
+      </w:r>
+    </w:p>
+    <w:p>
+      <w:proofErr w:type="gramStart"/>
+      <w:r>
+        <w:t>unzip(</w:t>
+      </w:r>
+      <w:proofErr w:type="spellStart"/>
+      <w:proofErr w:type="gramEnd"/>
+      <w:r>
+        <w:t>zipfile</w:t>
+      </w:r>
+      <w:proofErr w:type="spellEnd"/>
+      <w:r>
+        <w:t>, list = TRUE)</w:t>
       </w:r>
     </w:p>
     <w:p>
@@ -1668,18 +2360,60 @@
     </w:p>
     <w:p>
       <w:r>
-        <w:t># unzip into a folder called "rdbes" in the current working directory</w:t>
-      </w:r>
-    </w:p>
-    <w:p>
-      <w:r>
-        <w:t>unzip(zipfile, exdir = "rdbes")</w:t>
+        <w:t># unzip into a folder called "</w:t>
+      </w:r>
+      <w:proofErr w:type="spellStart"/>
+      <w:r>
+        <w:t>rdbes</w:t>
+      </w:r>
+      <w:proofErr w:type="spellEnd"/>
+      <w:r>
+        <w:t>" in the current working directory</w:t>
+      </w:r>
+    </w:p>
+    <w:p>
+      <w:proofErr w:type="gramStart"/>
+      <w:r>
+        <w:t>unzip(</w:t>
+      </w:r>
+      <w:proofErr w:type="spellStart"/>
+      <w:proofErr w:type="gramEnd"/>
+      <w:r>
+        <w:t>zipfile</w:t>
+      </w:r>
+      <w:proofErr w:type="spellEnd"/>
+      <w:r>
+        <w:t xml:space="preserve">, </w:t>
+      </w:r>
+      <w:proofErr w:type="spellStart"/>
+      <w:r>
+        <w:t>exdir</w:t>
+      </w:r>
+      <w:proofErr w:type="spellEnd"/>
+      <w:r>
+        <w:t xml:space="preserve"> = "</w:t>
+      </w:r>
+      <w:proofErr w:type="spellStart"/>
+      <w:r>
+        <w:t>rdbes</w:t>
+      </w:r>
+      <w:proofErr w:type="spellEnd"/>
+      <w:r>
+        <w:t>")</w:t>
       </w:r>
     </w:p>
     <w:p/>
     <w:p>
       <w:r>
-        <w:t># read in csv file</w:t>
+        <w:t xml:space="preserve"># </w:t>
+      </w:r>
+      <w:proofErr w:type="gramStart"/>
+      <w:r>
+        <w:t>read</w:t>
+      </w:r>
+      <w:proofErr w:type="gramEnd"/>
+      <w:r>
+        <w:t xml:space="preserve"> in csv file</w:t>
       </w:r>
     </w:p>
     <w:p>
@@ -1705,22 +2439,59 @@
     </w:p>
     <w:p>
       <w:r>
-        <w:t>the icesRDBES package also provides predefined filters for each data type, which can be used to simplify the process of creating the filter list.</w:t>
-      </w:r>
-    </w:p>
-    <w:p>
-      <w:r>
-        <w:t>library(icesRDBES)</w:t>
-      </w:r>
-    </w:p>
-    <w:p>
-      <w:r>
-        <w:t># see ?type_filters</w:t>
-      </w:r>
-    </w:p>
-    <w:p>
-      <w:r>
-        <w:t>names(type_filters)</w:t>
+        <w:t xml:space="preserve">the </w:t>
+      </w:r>
+      <w:proofErr w:type="spellStart"/>
+      <w:r>
+        <w:t>icesRDBES</w:t>
+      </w:r>
+      <w:proofErr w:type="spellEnd"/>
+      <w:r>
+        <w:t xml:space="preserve"> package also provides predefined filters for each data type, which can be used to simplify the process of creating the filter list.</w:t>
+      </w:r>
+    </w:p>
+    <w:p>
+      <w:r>
+        <w:t>library(</w:t>
+      </w:r>
+      <w:proofErr w:type="spellStart"/>
+      <w:r>
+        <w:t>icesRDBES</w:t>
+      </w:r>
+      <w:proofErr w:type="spellEnd"/>
+      <w:r>
+        <w:t>)</w:t>
+      </w:r>
+    </w:p>
+    <w:p>
+      <w:r>
+        <w:t xml:space="preserve"># </w:t>
+      </w:r>
+      <w:proofErr w:type="gramStart"/>
+      <w:r>
+        <w:t>see ?</w:t>
+      </w:r>
+      <w:proofErr w:type="spellStart"/>
+      <w:r>
+        <w:t>type</w:t>
+      </w:r>
+      <w:proofErr w:type="gramEnd"/>
+      <w:r>
+        <w:t>_filters</w:t>
+      </w:r>
+      <w:proofErr w:type="spellEnd"/>
+    </w:p>
+    <w:p>
+      <w:r>
+        <w:t>names(</w:t>
+      </w:r>
+      <w:proofErr w:type="spellStart"/>
+      <w:r>
+        <w:t>type_filters</w:t>
+      </w:r>
+      <w:proofErr w:type="spellEnd"/>
+      <w:r>
+        <w:t>)</w:t>
       </w:r>
     </w:p>
     <w:p>
@@ -1729,8 +2500,13 @@
       </w:r>
     </w:p>
     <w:p>
-      <w:r>
-        <w:t>type_filters[["CE"]]</w:t>
+      <w:proofErr w:type="spellStart"/>
+      <w:r>
+        <w:t>type_filters</w:t>
+      </w:r>
+      <w:proofErr w:type="spellEnd"/>
+      <w:r>
+        <w:t>[["CE"]]</w:t>
       </w:r>
     </w:p>
     <w:p>
@@ -1740,7 +2516,15 @@
     </w:p>
     <w:p>
       <w:r>
-        <w:t>## $hierarchies[[1]]</w:t>
+        <w:t>## $</w:t>
+      </w:r>
+      <w:proofErr w:type="gramStart"/>
+      <w:r>
+        <w:t>hierarchies[</w:t>
+      </w:r>
+      <w:proofErr w:type="gramEnd"/>
+      <w:r>
+        <w:t>[1]]</w:t>
       </w:r>
     </w:p>
     <w:p>
@@ -1760,17 +2544,43 @@
     </w:p>
     <w:p>
       <w:r>
-        <w:t>## $ceFilters</w:t>
-      </w:r>
-    </w:p>
-    <w:p>
-      <w:r>
-        <w:t>## $ceFilters$ceYear</w:t>
-      </w:r>
-    </w:p>
-    <w:p>
-      <w:r>
-        <w:t>## $ceFilters$ceYear[[1]]</w:t>
+        <w:t>## $</w:t>
+      </w:r>
+      <w:proofErr w:type="spellStart"/>
+      <w:r>
+        <w:t>ceFilters</w:t>
+      </w:r>
+      <w:proofErr w:type="spellEnd"/>
+    </w:p>
+    <w:p>
+      <w:r>
+        <w:t>## $</w:t>
+      </w:r>
+      <w:proofErr w:type="spellStart"/>
+      <w:r>
+        <w:t>ceFilters$ceYear</w:t>
+      </w:r>
+      <w:proofErr w:type="spellEnd"/>
+    </w:p>
+    <w:p>
+      <w:r>
+        <w:t>## $</w:t>
+      </w:r>
+      <w:proofErr w:type="spellStart"/>
+      <w:r>
+        <w:t>ceFilters$</w:t>
+      </w:r>
+      <w:proofErr w:type="gramStart"/>
+      <w:r>
+        <w:t>ceYear</w:t>
+      </w:r>
+      <w:proofErr w:type="spellEnd"/>
+      <w:r>
+        <w:t>[</w:t>
+      </w:r>
+      <w:proofErr w:type="gramEnd"/>
+      <w:r>
+        <w:t>[1]]</w:t>
       </w:r>
     </w:p>
     <w:p>
@@ -1790,12 +2600,33 @@
     </w:p>
     <w:p>
       <w:r>
-        <w:t>## $ceFilters$ceVesselFlagCountry</w:t>
-      </w:r>
-    </w:p>
-    <w:p>
-      <w:r>
-        <w:t>## $ceFilters$ceVesselFlagCountry[[1]]</w:t>
+        <w:t>## $</w:t>
+      </w:r>
+      <w:proofErr w:type="spellStart"/>
+      <w:r>
+        <w:t>ceFilters$ceVesselFlagCountry</w:t>
+      </w:r>
+      <w:proofErr w:type="spellEnd"/>
+    </w:p>
+    <w:p>
+      <w:r>
+        <w:t>## $</w:t>
+      </w:r>
+      <w:proofErr w:type="spellStart"/>
+      <w:r>
+        <w:t>ceFilters$</w:t>
+      </w:r>
+      <w:proofErr w:type="gramStart"/>
+      <w:r>
+        <w:t>ceVesselFlagCountry</w:t>
+      </w:r>
+      <w:proofErr w:type="spellEnd"/>
+      <w:r>
+        <w:t>[</w:t>
+      </w:r>
+      <w:proofErr w:type="gramEnd"/>
+      <w:r>
+        <w:t>[1]]</w:t>
       </w:r>
     </w:p>
     <w:p>
@@ -1815,12 +2646,25 @@
     </w:p>
     <w:p>
       <w:r>
-        <w:t>## $ceFilters$ceArea</w:t>
-      </w:r>
-    </w:p>
-    <w:p>
-      <w:r>
-        <w:t>## list()</w:t>
+        <w:t>## $</w:t>
+      </w:r>
+      <w:proofErr w:type="spellStart"/>
+      <w:r>
+        <w:t>ceFilters$ceArea</w:t>
+      </w:r>
+      <w:proofErr w:type="spellEnd"/>
+    </w:p>
+    <w:p>
+      <w:r>
+        <w:t xml:space="preserve">## </w:t>
+      </w:r>
+      <w:proofErr w:type="gramStart"/>
+      <w:r>
+        <w:t>list(</w:t>
+      </w:r>
+      <w:proofErr w:type="gramEnd"/>
+      <w:r>
+        <w:t>)</w:t>
       </w:r>
     </w:p>
     <w:p>
@@ -1830,35 +2674,108 @@
     </w:p>
     <w:p>
       <w:r>
-        <w:t>library(icesRDBES)</w:t>
+        <w:t>library(</w:t>
+      </w:r>
+      <w:proofErr w:type="spellStart"/>
+      <w:r>
+        <w:t>icesRDBES</w:t>
+      </w:r>
+      <w:proofErr w:type="spellEnd"/>
+      <w:r>
+        <w:t>)</w:t>
       </w:r>
     </w:p>
     <w:p/>
     <w:p>
-      <w:r>
-        <w:t>selected_type   &lt;- "CL"              # Options: "CS", "CL", "CE", "SL", "VD"</w:t>
-      </w:r>
-    </w:p>
-    <w:p>
-      <w:r>
-        <w:t>selected_format &lt;- "SingleCsvFile"   # Options: "SingleCsvFile", "CsvFilePerTable"</w:t>
-      </w:r>
-    </w:p>
-    <w:p>
-      <w:r>
-        <w:t>selected_filter &lt;- type_filters[[selected_type]]</w:t>
+      <w:proofErr w:type="spellStart"/>
+      <w:r>
+        <w:t>selected_type</w:t>
+      </w:r>
+      <w:proofErr w:type="spellEnd"/>
+      <w:r>
+        <w:t xml:space="preserve">   &lt;- "CL"              # Options: "CS", "CL", "CE", "SL", "VD"</w:t>
+      </w:r>
+    </w:p>
+    <w:p>
+      <w:proofErr w:type="spellStart"/>
+      <w:r>
+        <w:t>selected_format</w:t>
+      </w:r>
+      <w:proofErr w:type="spellEnd"/>
+      <w:r>
+        <w:t xml:space="preserve"> &lt;- "</w:t>
+      </w:r>
+      <w:proofErr w:type="spellStart"/>
+      <w:r>
+        <w:t>SingleCsvFile</w:t>
+      </w:r>
+      <w:proofErr w:type="spellEnd"/>
+      <w:r>
+        <w:t>"   # Options: "</w:t>
+      </w:r>
+      <w:proofErr w:type="spellStart"/>
+      <w:r>
+        <w:t>SingleCsvFile</w:t>
+      </w:r>
+      <w:proofErr w:type="spellEnd"/>
+      <w:r>
+        <w:t>", "</w:t>
+      </w:r>
+      <w:proofErr w:type="spellStart"/>
+      <w:r>
+        <w:t>CsvFilePerTable</w:t>
+      </w:r>
+      <w:proofErr w:type="spellEnd"/>
+      <w:r>
+        <w:t>"</w:t>
+      </w:r>
+    </w:p>
+    <w:p>
+      <w:proofErr w:type="spellStart"/>
+      <w:r>
+        <w:t>selected_filter</w:t>
+      </w:r>
+      <w:proofErr w:type="spellEnd"/>
+      <w:r>
+        <w:t xml:space="preserve"> &lt;- </w:t>
+      </w:r>
+      <w:proofErr w:type="spellStart"/>
+      <w:r>
+        <w:t>type_filters</w:t>
+      </w:r>
+      <w:proofErr w:type="spellEnd"/>
+      <w:r>
+        <w:t>[[</w:t>
+      </w:r>
+      <w:proofErr w:type="spellStart"/>
+      <w:r>
+        <w:t>selected_type</w:t>
+      </w:r>
+      <w:proofErr w:type="spellEnd"/>
+      <w:r>
+        <w:t>]]</w:t>
       </w:r>
     </w:p>
     <w:p/>
     <w:p>
       <w:r>
-        <w:t># modify the filter here if needed, e.g. to add a species code filter</w:t>
-      </w:r>
-    </w:p>
-    <w:p>
+        <w:t xml:space="preserve"># </w:t>
+      </w:r>
+      <w:proofErr w:type="gramStart"/>
+      <w:r>
+        <w:t>modify</w:t>
+      </w:r>
+      <w:proofErr w:type="gramEnd"/>
+      <w:r>
+        <w:t xml:space="preserve"> the filter here if needed, e.g. to add a species code filter</w:t>
+      </w:r>
+    </w:p>
+    <w:p>
+      <w:proofErr w:type="spellStart"/>
       <w:r>
         <w:t>selected_filter</w:t>
       </w:r>
+      <w:proofErr w:type="spellEnd"/>
     </w:p>
     <w:p>
       <w:r>
@@ -1867,7 +2784,15 @@
     </w:p>
     <w:p>
       <w:r>
-        <w:t>## $hierarchies[[1]]</w:t>
+        <w:t>## $</w:t>
+      </w:r>
+      <w:proofErr w:type="gramStart"/>
+      <w:r>
+        <w:t>hierarchies[</w:t>
+      </w:r>
+      <w:proofErr w:type="gramEnd"/>
+      <w:r>
+        <w:t>[1]]</w:t>
       </w:r>
     </w:p>
     <w:p>
@@ -1887,17 +2812,43 @@
     </w:p>
     <w:p>
       <w:r>
-        <w:t>## $clFilters</w:t>
-      </w:r>
-    </w:p>
-    <w:p>
-      <w:r>
-        <w:t>## $clFilters$clYear</w:t>
-      </w:r>
-    </w:p>
-    <w:p>
-      <w:r>
-        <w:t>## $clFilters$clYear[[1]]</w:t>
+        <w:t>## $</w:t>
+      </w:r>
+      <w:proofErr w:type="spellStart"/>
+      <w:r>
+        <w:t>clFilters</w:t>
+      </w:r>
+      <w:proofErr w:type="spellEnd"/>
+    </w:p>
+    <w:p>
+      <w:r>
+        <w:t>## $</w:t>
+      </w:r>
+      <w:proofErr w:type="spellStart"/>
+      <w:r>
+        <w:t>clFilters$clYear</w:t>
+      </w:r>
+      <w:proofErr w:type="spellEnd"/>
+    </w:p>
+    <w:p>
+      <w:r>
+        <w:t>## $</w:t>
+      </w:r>
+      <w:proofErr w:type="spellStart"/>
+      <w:r>
+        <w:t>clFilters$</w:t>
+      </w:r>
+      <w:proofErr w:type="gramStart"/>
+      <w:r>
+        <w:t>clYear</w:t>
+      </w:r>
+      <w:proofErr w:type="spellEnd"/>
+      <w:r>
+        <w:t>[</w:t>
+      </w:r>
+      <w:proofErr w:type="gramEnd"/>
+      <w:r>
+        <w:t>[1]]</w:t>
       </w:r>
     </w:p>
     <w:p>
@@ -1917,12 +2868,33 @@
     </w:p>
     <w:p>
       <w:r>
-        <w:t>## $clFilters$clVesselFlagCountry</w:t>
-      </w:r>
-    </w:p>
-    <w:p>
-      <w:r>
-        <w:t>## $clFilters$clVesselFlagCountry[[1]]</w:t>
+        <w:t>## $</w:t>
+      </w:r>
+      <w:proofErr w:type="spellStart"/>
+      <w:r>
+        <w:t>clFilters$clVesselFlagCountry</w:t>
+      </w:r>
+      <w:proofErr w:type="spellEnd"/>
+    </w:p>
+    <w:p>
+      <w:r>
+        <w:t>## $</w:t>
+      </w:r>
+      <w:proofErr w:type="spellStart"/>
+      <w:r>
+        <w:t>clFilters$</w:t>
+      </w:r>
+      <w:proofErr w:type="gramStart"/>
+      <w:r>
+        <w:t>clVesselFlagCountry</w:t>
+      </w:r>
+      <w:proofErr w:type="spellEnd"/>
+      <w:r>
+        <w:t>[</w:t>
+      </w:r>
+      <w:proofErr w:type="gramEnd"/>
+      <w:r>
+        <w:t>[1]]</w:t>
       </w:r>
     </w:p>
     <w:p>
@@ -1942,27 +2914,53 @@
     </w:p>
     <w:p>
       <w:r>
-        <w:t>## $clFilters$clArea</w:t>
-      </w:r>
-    </w:p>
-    <w:p>
-      <w:r>
-        <w:t>## list()</w:t>
-      </w:r>
+        <w:t>## $</w:t>
+      </w:r>
+      <w:proofErr w:type="spellStart"/>
+      <w:r>
+        <w:t>clFilters$clArea</w:t>
+      </w:r>
+      <w:proofErr w:type="spellEnd"/>
     </w:p>
     <w:p>
       <w:r>
         <w:t xml:space="preserve">## </w:t>
       </w:r>
-    </w:p>
-    <w:p>
-      <w:r>
-        <w:t>## $clFilters$clSpeciesCode</w:t>
-      </w:r>
-    </w:p>
-    <w:p>
-      <w:r>
-        <w:t>## list()</w:t>
+      <w:proofErr w:type="gramStart"/>
+      <w:r>
+        <w:t>list(</w:t>
+      </w:r>
+      <w:proofErr w:type="gramEnd"/>
+      <w:r>
+        <w:t>)</w:t>
+      </w:r>
+    </w:p>
+    <w:p>
+      <w:r>
+        <w:t xml:space="preserve">## </w:t>
+      </w:r>
+    </w:p>
+    <w:p>
+      <w:r>
+        <w:t>## $</w:t>
+      </w:r>
+      <w:proofErr w:type="spellStart"/>
+      <w:r>
+        <w:t>clFilters$clSpeciesCode</w:t>
+      </w:r>
+      <w:proofErr w:type="spellEnd"/>
+    </w:p>
+    <w:p>
+      <w:r>
+        <w:t xml:space="preserve">## </w:t>
+      </w:r>
+      <w:proofErr w:type="gramStart"/>
+      <w:r>
+        <w:t>list(</w:t>
+      </w:r>
+      <w:proofErr w:type="gramEnd"/>
+      <w:r>
+        <w:t>)</w:t>
       </w:r>
     </w:p>
     <w:p>
@@ -1972,29 +2970,65 @@
       </w:r>
     </w:p>
     <w:p>
-      <w:r>
-        <w:t>my_filter &lt;-</w:t>
-      </w:r>
-    </w:p>
-    <w:p>
-      <w:r>
-        <w:t xml:space="preserve">  c(</w:t>
-      </w:r>
-    </w:p>
-    <w:p>
-      <w:r>
-        <w:t xml:space="preserve">    list(</w:t>
-      </w:r>
-    </w:p>
-    <w:p>
-      <w:r>
-        <w:t xml:space="preserve">      dataType          = selected_type,</w:t>
-      </w:r>
-    </w:p>
-    <w:p>
-      <w:r>
-        <w:t xml:space="preserve">      format            = selected_format</w:t>
-      </w:r>
+      <w:proofErr w:type="spellStart"/>
+      <w:r>
+        <w:t>my_filter</w:t>
+      </w:r>
+      <w:proofErr w:type="spellEnd"/>
+      <w:r>
+        <w:t xml:space="preserve"> &lt;-</w:t>
+      </w:r>
+    </w:p>
+    <w:p>
+      <w:r>
+        <w:t xml:space="preserve">  </w:t>
+      </w:r>
+      <w:proofErr w:type="gramStart"/>
+      <w:r>
+        <w:t>c(</w:t>
+      </w:r>
+      <w:proofErr w:type="gramEnd"/>
+    </w:p>
+    <w:p>
+      <w:r>
+        <w:t xml:space="preserve">    </w:t>
+      </w:r>
+      <w:proofErr w:type="gramStart"/>
+      <w:r>
+        <w:t>list(</w:t>
+      </w:r>
+      <w:proofErr w:type="gramEnd"/>
+    </w:p>
+    <w:p>
+      <w:r>
+        <w:t xml:space="preserve">      </w:t>
+      </w:r>
+      <w:proofErr w:type="spellStart"/>
+      <w:r>
+        <w:t>dataType</w:t>
+      </w:r>
+      <w:proofErr w:type="spellEnd"/>
+      <w:r>
+        <w:t xml:space="preserve">          = </w:t>
+      </w:r>
+      <w:proofErr w:type="spellStart"/>
+      <w:r>
+        <w:t>selected_type</w:t>
+      </w:r>
+      <w:proofErr w:type="spellEnd"/>
+      <w:r>
+        <w:t>,</w:t>
+      </w:r>
+    </w:p>
+    <w:p>
+      <w:r>
+        <w:t xml:space="preserve">      format            = </w:t>
+      </w:r>
+      <w:proofErr w:type="spellStart"/>
+      <w:r>
+        <w:t>selected_format</w:t>
+      </w:r>
+      <w:proofErr w:type="spellEnd"/>
     </w:p>
     <w:p>
       <w:r>
@@ -2003,8 +3037,13 @@
     </w:p>
     <w:p>
       <w:r>
-        <w:t xml:space="preserve">    selected_filter</w:t>
-      </w:r>
+        <w:t xml:space="preserve">    </w:t>
+      </w:r>
+      <w:proofErr w:type="spellStart"/>
+      <w:r>
+        <w:t>selected_filter</w:t>
+      </w:r>
+      <w:proofErr w:type="spellEnd"/>
     </w:p>
     <w:p>
       <w:r>
@@ -2018,8 +3057,58 @@
       </w:r>
     </w:p>
     <w:p>
-      <w:r>
-        <w:t>zipfile &lt;- rdbes_download_data(payload = my_filter, dest_dir = tempdir())</w:t>
+      <w:proofErr w:type="spellStart"/>
+      <w:r>
+        <w:t>zipfile</w:t>
+      </w:r>
+      <w:proofErr w:type="spellEnd"/>
+      <w:r>
+        <w:t xml:space="preserve"> &lt;- </w:t>
+      </w:r>
+      <w:proofErr w:type="spellStart"/>
+      <w:r>
+        <w:t>rdbes_download_</w:t>
+      </w:r>
+      <w:proofErr w:type="gramStart"/>
+      <w:r>
+        <w:t>data</w:t>
+      </w:r>
+      <w:proofErr w:type="spellEnd"/>
+      <w:r>
+        <w:t>(</w:t>
+      </w:r>
+      <w:proofErr w:type="gramEnd"/>
+      <w:r>
+        <w:t xml:space="preserve">payload = </w:t>
+      </w:r>
+      <w:proofErr w:type="spellStart"/>
+      <w:r>
+        <w:t>my_filter</w:t>
+      </w:r>
+      <w:proofErr w:type="spellEnd"/>
+      <w:r>
+        <w:t xml:space="preserve">, </w:t>
+      </w:r>
+      <w:proofErr w:type="spellStart"/>
+      <w:r>
+        <w:t>dest_dir</w:t>
+      </w:r>
+      <w:proofErr w:type="spellEnd"/>
+      <w:r>
+        <w:t xml:space="preserve"> = </w:t>
+      </w:r>
+      <w:proofErr w:type="spellStart"/>
+      <w:proofErr w:type="gramStart"/>
+      <w:r>
+        <w:t>tempdir</w:t>
+      </w:r>
+      <w:proofErr w:type="spellEnd"/>
+      <w:r>
+        <w:t>(</w:t>
+      </w:r>
+      <w:proofErr w:type="gramEnd"/>
+      <w:r>
+        <w:t>))</w:t>
       </w:r>
     </w:p>
     <w:p>
@@ -2054,17 +3143,43 @@
     <w:p/>
     <w:p>
       <w:r>
-        <w:t>## Process finished. File saved: /tmp/RtmpF47iyo/export_54d1e521-1aa1-4fc0-83dd-6a000df1d798.zip</w:t>
-      </w:r>
-    </w:p>
-    <w:p>
-      <w:r>
-        <w:t># list the contents of the downloaded ZIP file</w:t>
-      </w:r>
-    </w:p>
-    <w:p>
-      <w:r>
-        <w:t>unzip(zipfile, list = TRUE)</w:t>
+        <w:t>## Process finished. File saved: /</w:t>
+      </w:r>
+      <w:proofErr w:type="spellStart"/>
+      <w:r>
+        <w:t>tmp</w:t>
+      </w:r>
+      <w:proofErr w:type="spellEnd"/>
+      <w:r>
+        <w:t>/RtmpF47iyo/export_54d1e521-1aa1-4fc0-83dd-6a000df1d798.zip</w:t>
+      </w:r>
+    </w:p>
+    <w:p>
+      <w:r>
+        <w:t xml:space="preserve"># </w:t>
+      </w:r>
+      <w:proofErr w:type="gramStart"/>
+      <w:r>
+        <w:t>list</w:t>
+      </w:r>
+      <w:proofErr w:type="gramEnd"/>
+      <w:r>
+        <w:t xml:space="preserve"> the contents of the downloaded ZIP file</w:t>
+      </w:r>
+    </w:p>
+    <w:p>
+      <w:proofErr w:type="gramStart"/>
+      <w:r>
+        <w:t>unzip(</w:t>
+      </w:r>
+      <w:proofErr w:type="spellStart"/>
+      <w:proofErr w:type="gramEnd"/>
+      <w:r>
+        <w:t>zipfile</w:t>
+      </w:r>
+      <w:proofErr w:type="spellEnd"/>
+      <w:r>
+        <w:t>, list = TRUE)</w:t>
       </w:r>
     </w:p>
     <w:p>
@@ -2085,17 +3200,72 @@
     </w:p>
     <w:p>
       <w:r>
-        <w:t># list the contents of the downloaded ZIP file to local directory</w:t>
-      </w:r>
-    </w:p>
-    <w:p>
-      <w:r>
-        <w:t>unzip(zipfile, exdir = "rdbes")</w:t>
-      </w:r>
-    </w:p>
-    <w:p>
-      <w:r>
-        <w:t>hcl &lt;- read.csv("rdbes/HCL.csv", header = FALSE)</w:t>
+        <w:t xml:space="preserve"># </w:t>
+      </w:r>
+      <w:proofErr w:type="gramStart"/>
+      <w:r>
+        <w:t>list</w:t>
+      </w:r>
+      <w:proofErr w:type="gramEnd"/>
+      <w:r>
+        <w:t xml:space="preserve"> the contents of the downloaded ZIP file to local directory</w:t>
+      </w:r>
+    </w:p>
+    <w:p>
+      <w:proofErr w:type="gramStart"/>
+      <w:r>
+        <w:t>unzip(</w:t>
+      </w:r>
+      <w:proofErr w:type="spellStart"/>
+      <w:proofErr w:type="gramEnd"/>
+      <w:r>
+        <w:t>zipfile</w:t>
+      </w:r>
+      <w:proofErr w:type="spellEnd"/>
+      <w:r>
+        <w:t xml:space="preserve">, </w:t>
+      </w:r>
+      <w:proofErr w:type="spellStart"/>
+      <w:r>
+        <w:t>exdir</w:t>
+      </w:r>
+      <w:proofErr w:type="spellEnd"/>
+      <w:r>
+        <w:t xml:space="preserve"> = "</w:t>
+      </w:r>
+      <w:proofErr w:type="spellStart"/>
+      <w:r>
+        <w:t>rdbes</w:t>
+      </w:r>
+      <w:proofErr w:type="spellEnd"/>
+      <w:r>
+        <w:t>")</w:t>
+      </w:r>
+    </w:p>
+    <w:p>
+      <w:proofErr w:type="spellStart"/>
+      <w:r>
+        <w:t>hcl</w:t>
+      </w:r>
+      <w:proofErr w:type="spellEnd"/>
+      <w:r>
+        <w:t xml:space="preserve"> &lt;- </w:t>
+      </w:r>
+      <w:proofErr w:type="gramStart"/>
+      <w:r>
+        <w:t>read.csv(</w:t>
+      </w:r>
+      <w:proofErr w:type="gramEnd"/>
+      <w:r>
+        <w:t>"</w:t>
+      </w:r>
+      <w:proofErr w:type="spellStart"/>
+      <w:r>
+        <w:t>rdbes</w:t>
+      </w:r>
+      <w:proofErr w:type="spellEnd"/>
+      <w:r>
+        <w:t>/HCL.csv", header = FALSE)</w:t>
       </w:r>
     </w:p>
     <w:p>
@@ -2121,7 +3291,15 @@
         </w:numPr>
       </w:pPr>
       <w:r>
-        <w:t>Multiple Values: You can filter for multiple values like this: list(“2023”, “2024”).</w:t>
+        <w:t xml:space="preserve">Multiple Values: You can filter for multiple values like this: </w:t>
+      </w:r>
+      <w:proofErr w:type="gramStart"/>
+      <w:r>
+        <w:t>list(</w:t>
+      </w:r>
+      <w:proofErr w:type="gramEnd"/>
+      <w:r>
+        <w:t>“2023”, “2024”).</w:t>
       </w:r>
     </w:p>
     <w:p>
@@ -2167,13 +3345,23 @@
       </w:r>
     </w:p>
     <w:p>
+      <w:proofErr w:type="gramStart"/>
       <w:r>
         <w:t>list(</w:t>
       </w:r>
-    </w:p>
-    <w:p>
-      <w:r>
-        <w:t xml:space="preserve">  dataType          = string,</w:t>
+      <w:proofErr w:type="gramEnd"/>
+    </w:p>
+    <w:p>
+      <w:r>
+        <w:t xml:space="preserve">  </w:t>
+      </w:r>
+      <w:proofErr w:type="spellStart"/>
+      <w:r>
+        <w:t>dataType</w:t>
+      </w:r>
+      <w:proofErr w:type="spellEnd"/>
+      <w:r>
+        <w:t xml:space="preserve">          = string,</w:t>
       </w:r>
     </w:p>
     <w:p>
@@ -2183,12 +3371,36 @@
     </w:p>
     <w:p>
       <w:r>
-        <w:t xml:space="preserve">  hierarchies       = list(list of hierarchies),</w:t>
-      </w:r>
-    </w:p>
-    <w:p>
-      <w:r>
-        <w:t xml:space="preserve">  [datatype]Filters         = list([list of filters depending on the dataType])</w:t>
+        <w:t xml:space="preserve">  hierarchies       = </w:t>
+      </w:r>
+      <w:proofErr w:type="gramStart"/>
+      <w:r>
+        <w:t>list(</w:t>
+      </w:r>
+      <w:proofErr w:type="gramEnd"/>
+      <w:r>
+        <w:t>list of hierarchies),</w:t>
+      </w:r>
+    </w:p>
+    <w:p>
+      <w:r>
+        <w:t xml:space="preserve">  [datatype]Filters         = </w:t>
+      </w:r>
+      <w:proofErr w:type="gramStart"/>
+      <w:r>
+        <w:t>list(</w:t>
+      </w:r>
+      <w:proofErr w:type="gramEnd"/>
+      <w:r>
+        <w:t xml:space="preserve">[list of filters depending on the </w:t>
+      </w:r>
+      <w:proofErr w:type="spellStart"/>
+      <w:r>
+        <w:t>dataType</w:t>
+      </w:r>
+      <w:proofErr w:type="spellEnd"/>
+      <w:r>
+        <w:t>])</w:t>
       </w:r>
     </w:p>
     <w:p>
@@ -2203,27 +3415,187 @@
     </w:p>
     <w:p>
       <w:r>
-        <w:t>CL: clVesselFlagCountry (mandatory), clYear (optional), clArea (optional), and clSpeciesCode (optional).</w:t>
-      </w:r>
-    </w:p>
-    <w:p>
-      <w:r>
-        <w:t>CE: ceVesselFlagCountry (mandatory), ceYear (optional), and ceArea (optional).</w:t>
-      </w:r>
-    </w:p>
-    <w:p>
-      <w:r>
-        <w:t>CS: sdCountry (mandatory), deYear (optional), deSamplingScheme (optional), deStratumName (optional), saSpeciesCode (optional), foArea (optional), and leArea (optional).</w:t>
-      </w:r>
-    </w:p>
-    <w:p>
-      <w:r>
-        <w:t>SL: slCountry (mandatory), slYear (optional), slSpeciesListName (optional), and slCatchFraction (optional).</w:t>
-      </w:r>
-    </w:p>
-    <w:p>
-      <w:r>
-        <w:t>VD: vdCountry (mandatory) and vdYear (optional).</w:t>
+        <w:t xml:space="preserve">CL: </w:t>
+      </w:r>
+      <w:proofErr w:type="spellStart"/>
+      <w:r>
+        <w:t>clVesselFlagCountry</w:t>
+      </w:r>
+      <w:proofErr w:type="spellEnd"/>
+      <w:r>
+        <w:t xml:space="preserve"> (mandatory), </w:t>
+      </w:r>
+      <w:proofErr w:type="spellStart"/>
+      <w:r>
+        <w:t>clYear</w:t>
+      </w:r>
+      <w:proofErr w:type="spellEnd"/>
+      <w:r>
+        <w:t xml:space="preserve"> (optional), </w:t>
+      </w:r>
+      <w:proofErr w:type="spellStart"/>
+      <w:r>
+        <w:t>clArea</w:t>
+      </w:r>
+      <w:proofErr w:type="spellEnd"/>
+      <w:r>
+        <w:t xml:space="preserve"> (optional), and </w:t>
+      </w:r>
+      <w:proofErr w:type="spellStart"/>
+      <w:r>
+        <w:t>clSpeciesCode</w:t>
+      </w:r>
+      <w:proofErr w:type="spellEnd"/>
+      <w:r>
+        <w:t xml:space="preserve"> (optional).</w:t>
+      </w:r>
+    </w:p>
+    <w:p>
+      <w:r>
+        <w:t xml:space="preserve">CE: </w:t>
+      </w:r>
+      <w:proofErr w:type="spellStart"/>
+      <w:r>
+        <w:t>ceVesselFlagCountry</w:t>
+      </w:r>
+      <w:proofErr w:type="spellEnd"/>
+      <w:r>
+        <w:t xml:space="preserve"> (mandatory), </w:t>
+      </w:r>
+      <w:proofErr w:type="spellStart"/>
+      <w:r>
+        <w:t>ceYear</w:t>
+      </w:r>
+      <w:proofErr w:type="spellEnd"/>
+      <w:r>
+        <w:t xml:space="preserve"> (optional), and </w:t>
+      </w:r>
+      <w:proofErr w:type="spellStart"/>
+      <w:r>
+        <w:t>ceArea</w:t>
+      </w:r>
+      <w:proofErr w:type="spellEnd"/>
+      <w:r>
+        <w:t xml:space="preserve"> (optional).</w:t>
+      </w:r>
+    </w:p>
+    <w:p>
+      <w:r>
+        <w:t xml:space="preserve">CS: </w:t>
+      </w:r>
+      <w:proofErr w:type="spellStart"/>
+      <w:r>
+        <w:t>sdCountry</w:t>
+      </w:r>
+      <w:proofErr w:type="spellEnd"/>
+      <w:r>
+        <w:t xml:space="preserve"> (mandatory), </w:t>
+      </w:r>
+      <w:proofErr w:type="spellStart"/>
+      <w:r>
+        <w:t>deYear</w:t>
+      </w:r>
+      <w:proofErr w:type="spellEnd"/>
+      <w:r>
+        <w:t xml:space="preserve"> (optional), </w:t>
+      </w:r>
+      <w:proofErr w:type="spellStart"/>
+      <w:r>
+        <w:t>deSamplingScheme</w:t>
+      </w:r>
+      <w:proofErr w:type="spellEnd"/>
+      <w:r>
+        <w:t xml:space="preserve"> (optional), </w:t>
+      </w:r>
+      <w:proofErr w:type="spellStart"/>
+      <w:r>
+        <w:t>deStratumName</w:t>
+      </w:r>
+      <w:proofErr w:type="spellEnd"/>
+      <w:r>
+        <w:t xml:space="preserve"> (optional), </w:t>
+      </w:r>
+      <w:proofErr w:type="spellStart"/>
+      <w:r>
+        <w:t>saSpeciesCode</w:t>
+      </w:r>
+      <w:proofErr w:type="spellEnd"/>
+      <w:r>
+        <w:t xml:space="preserve"> (optional), </w:t>
+      </w:r>
+      <w:proofErr w:type="spellStart"/>
+      <w:r>
+        <w:t>foArea</w:t>
+      </w:r>
+      <w:proofErr w:type="spellEnd"/>
+      <w:r>
+        <w:t xml:space="preserve"> (optional), and </w:t>
+      </w:r>
+      <w:proofErr w:type="spellStart"/>
+      <w:r>
+        <w:t>leArea</w:t>
+      </w:r>
+      <w:proofErr w:type="spellEnd"/>
+      <w:r>
+        <w:t xml:space="preserve"> (optional).</w:t>
+      </w:r>
+    </w:p>
+    <w:p>
+      <w:r>
+        <w:t xml:space="preserve">SL: </w:t>
+      </w:r>
+      <w:proofErr w:type="spellStart"/>
+      <w:r>
+        <w:t>slCountry</w:t>
+      </w:r>
+      <w:proofErr w:type="spellEnd"/>
+      <w:r>
+        <w:t xml:space="preserve"> (mandatory), </w:t>
+      </w:r>
+      <w:proofErr w:type="spellStart"/>
+      <w:r>
+        <w:t>slYear</w:t>
+      </w:r>
+      <w:proofErr w:type="spellEnd"/>
+      <w:r>
+        <w:t xml:space="preserve"> (optional), </w:t>
+      </w:r>
+      <w:proofErr w:type="spellStart"/>
+      <w:r>
+        <w:t>slSpeciesListName</w:t>
+      </w:r>
+      <w:proofErr w:type="spellEnd"/>
+      <w:r>
+        <w:t xml:space="preserve"> (optional), and </w:t>
+      </w:r>
+      <w:proofErr w:type="spellStart"/>
+      <w:r>
+        <w:t>slCatchFraction</w:t>
+      </w:r>
+      <w:proofErr w:type="spellEnd"/>
+      <w:r>
+        <w:t xml:space="preserve"> (optional).</w:t>
+      </w:r>
+    </w:p>
+    <w:p>
+      <w:r>
+        <w:t xml:space="preserve">VD: </w:t>
+      </w:r>
+      <w:proofErr w:type="spellStart"/>
+      <w:r>
+        <w:t>vdCountry</w:t>
+      </w:r>
+      <w:proofErr w:type="spellEnd"/>
+      <w:r>
+        <w:t xml:space="preserve"> (mandatory) and </w:t>
+      </w:r>
+      <w:proofErr w:type="spellStart"/>
+      <w:r>
+        <w:t>vdYear</w:t>
+      </w:r>
+      <w:proofErr w:type="spellEnd"/>
+      <w:r>
+        <w:t xml:space="preserve"> (optional).</w:t>
       </w:r>
     </w:p>
     <w:p>
@@ -2238,12 +3610,57 @@
     <w:p>
       <w:r>
         <w:lastRenderedPageBreak/>
-        <w:t>The country filter within the filter list for each data type; CL, CE, CS, SL, and VD is mandatory for permission validation. The country filters are; clVesselFlagCountry, ceVesselFlagCountry, sdCountry, slCountry, and vdCountry</w:t>
-      </w:r>
-    </w:p>
-    <w:p>
-      <w:r>
-        <w:t>For data submitters and national estimators a specific county filter must be provided e.g., “ES” or “FR” (for test data “ZW”)</w:t>
+        <w:t xml:space="preserve">The country filter within the filter list for each data type; CL, CE, CS, SL, and VD is mandatory for permission validation. The country filters are; </w:t>
+      </w:r>
+      <w:proofErr w:type="spellStart"/>
+      <w:r>
+        <w:t>clVesselFlagCountry</w:t>
+      </w:r>
+      <w:proofErr w:type="spellEnd"/>
+      <w:r>
+        <w:t xml:space="preserve">, </w:t>
+      </w:r>
+      <w:proofErr w:type="spellStart"/>
+      <w:r>
+        <w:t>ceVesselFlagCountry</w:t>
+      </w:r>
+      <w:proofErr w:type="spellEnd"/>
+      <w:r>
+        <w:t xml:space="preserve">, </w:t>
+      </w:r>
+      <w:proofErr w:type="spellStart"/>
+      <w:r>
+        <w:t>sdCountry</w:t>
+      </w:r>
+      <w:proofErr w:type="spellEnd"/>
+      <w:r>
+        <w:t xml:space="preserve">, </w:t>
+      </w:r>
+      <w:proofErr w:type="spellStart"/>
+      <w:r>
+        <w:t>slCountry</w:t>
+      </w:r>
+      <w:proofErr w:type="spellEnd"/>
+      <w:r>
+        <w:t xml:space="preserve">, and </w:t>
+      </w:r>
+      <w:proofErr w:type="spellStart"/>
+      <w:r>
+        <w:t>vdCountry</w:t>
+      </w:r>
+      <w:proofErr w:type="spellEnd"/>
+    </w:p>
+    <w:p>
+      <w:r>
+        <w:t xml:space="preserve">For data submitters and national </w:t>
+      </w:r>
+      <w:proofErr w:type="gramStart"/>
+      <w:r>
+        <w:t>estimators</w:t>
+      </w:r>
+      <w:proofErr w:type="gramEnd"/>
+      <w:r>
+        <w:t xml:space="preserve"> a specific county filter must be provided e.g., “ES” or “FR” (for test data “ZW”)</w:t>
       </w:r>
     </w:p>
     <w:p>
@@ -2262,12 +3679,92 @@
     </w:p>
     <w:p>
       <w:r>
-        <w:t>For Commercial Landings (CL) the area filter is “clArea”, and for Commercial Effort (CE) the area filter is “ceArea”. For Commercial Sample (CS) there are two area filters “foArea” and “leArea” depending on the hierarchy (the area is an optional filter). That means if CS data are requested for one or more of the hierarchies; H1, H2, H3, H6, H10, and H13, please fill-in/use foArea in the CS filters. If CS data area requested for one or more of the hierarchies; H4, H5, H7, H8, H9, H11, and H12, please fill-in/use leArea in the CS filters.</w:t>
-      </w:r>
-    </w:p>
-    <w:p>
-      <w:r>
-        <w:t>When RCG chairs use the country filter “All” for Commercial Landings (CL), Commercial Effort (CE) or Commercial Sampling (CS) the area filters; clArea, ceArea, foArea, and leArea will be ignored and the areas for the RCG will be used.</w:t>
+        <w:t>For Commercial Landings (CL) the area filter is “</w:t>
+      </w:r>
+      <w:proofErr w:type="spellStart"/>
+      <w:r>
+        <w:t>clArea</w:t>
+      </w:r>
+      <w:proofErr w:type="spellEnd"/>
+      <w:r>
+        <w:t>”, and for Commercial Effort (CE) the area filter is “</w:t>
+      </w:r>
+      <w:proofErr w:type="spellStart"/>
+      <w:r>
+        <w:t>ceArea</w:t>
+      </w:r>
+      <w:proofErr w:type="spellEnd"/>
+      <w:r>
+        <w:t>”. For Commercial Sample (CS) there are two area filters “</w:t>
+      </w:r>
+      <w:proofErr w:type="spellStart"/>
+      <w:r>
+        <w:t>foArea</w:t>
+      </w:r>
+      <w:proofErr w:type="spellEnd"/>
+      <w:r>
+        <w:t>” and “</w:t>
+      </w:r>
+      <w:proofErr w:type="spellStart"/>
+      <w:r>
+        <w:t>leArea</w:t>
+      </w:r>
+      <w:proofErr w:type="spellEnd"/>
+      <w:r>
+        <w:t xml:space="preserve">” depending on the hierarchy (the area is an optional filter). That means if CS data are requested for one or more of the hierarchies; H1, H2, H3, H6, H10, and H13, please fill-in/use </w:t>
+      </w:r>
+      <w:proofErr w:type="spellStart"/>
+      <w:r>
+        <w:t>foArea</w:t>
+      </w:r>
+      <w:proofErr w:type="spellEnd"/>
+      <w:r>
+        <w:t xml:space="preserve"> in the CS filters. If CS data area requested for one or more of the hierarchies; H4, H5, H7, H8, H9, H11, and H12, please fill-in/use </w:t>
+      </w:r>
+      <w:proofErr w:type="spellStart"/>
+      <w:r>
+        <w:t>leArea</w:t>
+      </w:r>
+      <w:proofErr w:type="spellEnd"/>
+      <w:r>
+        <w:t xml:space="preserve"> in the CS filters.</w:t>
+      </w:r>
+    </w:p>
+    <w:p>
+      <w:r>
+        <w:t xml:space="preserve">When RCG chairs use the country filter “All” for Commercial Landings (CL), Commercial Effort (CE) or Commercial Sampling (CS) the area filters; </w:t>
+      </w:r>
+      <w:proofErr w:type="spellStart"/>
+      <w:r>
+        <w:t>clArea</w:t>
+      </w:r>
+      <w:proofErr w:type="spellEnd"/>
+      <w:r>
+        <w:t xml:space="preserve">, </w:t>
+      </w:r>
+      <w:proofErr w:type="spellStart"/>
+      <w:r>
+        <w:t>ceArea</w:t>
+      </w:r>
+      <w:proofErr w:type="spellEnd"/>
+      <w:r>
+        <w:t xml:space="preserve">, </w:t>
+      </w:r>
+      <w:proofErr w:type="spellStart"/>
+      <w:r>
+        <w:t>foArea</w:t>
+      </w:r>
+      <w:proofErr w:type="spellEnd"/>
+      <w:r>
+        <w:t xml:space="preserve">, and </w:t>
+      </w:r>
+      <w:proofErr w:type="spellStart"/>
+      <w:r>
+        <w:t>leArea</w:t>
+      </w:r>
+      <w:proofErr w:type="spellEnd"/>
+      <w:r>
+        <w:t xml:space="preserve"> will be ignored and the areas for the RCG will be used.</w:t>
       </w:r>
     </w:p>
     <w:p>
@@ -2301,69 +3798,281 @@
     </w:p>
     <w:p>
       <w:r>
-        <w:t>library(icesRDBES)</w:t>
+        <w:t>library(</w:t>
+      </w:r>
+      <w:proofErr w:type="spellStart"/>
+      <w:r>
+        <w:t>icesRDBES</w:t>
+      </w:r>
+      <w:proofErr w:type="spellEnd"/>
+      <w:r>
+        <w:t>)</w:t>
       </w:r>
     </w:p>
     <w:p/>
     <w:p>
-      <w:r>
-        <w:t>my_payload &lt;- list(</w:t>
-      </w:r>
-    </w:p>
-    <w:p>
-      <w:r>
-        <w:t xml:space="preserve">  dataType          = "CS",</w:t>
-      </w:r>
-    </w:p>
-    <w:p>
-      <w:r>
-        <w:t xml:space="preserve">  format            = " CsvFilePerTable ",</w:t>
-      </w:r>
-    </w:p>
-    <w:p>
-      <w:r>
-        <w:t xml:space="preserve">  hierarchies       = list("H1", "H5", "H6", "H13"),</w:t>
-      </w:r>
-    </w:p>
-    <w:p>
-      <w:r>
-        <w:t xml:space="preserve">  csFilters         = list(</w:t>
-      </w:r>
-    </w:p>
-    <w:p>
-      <w:r>
-        <w:t xml:space="preserve">    sdCountry         = list("All"),  # Mandatory for Permissions</w:t>
-      </w:r>
-    </w:p>
-    <w:p>
-      <w:r>
-        <w:t xml:space="preserve">    deYear            = list("2024") # Available Optional Filter</w:t>
+      <w:proofErr w:type="spellStart"/>
+      <w:r>
+        <w:t>my_payload</w:t>
+      </w:r>
+      <w:proofErr w:type="spellEnd"/>
+      <w:r>
+        <w:t xml:space="preserve"> &lt;- </w:t>
+      </w:r>
+      <w:proofErr w:type="gramStart"/>
+      <w:r>
+        <w:t>list(</w:t>
+      </w:r>
+      <w:proofErr w:type="gramEnd"/>
+    </w:p>
+    <w:p>
+      <w:r>
+        <w:t xml:space="preserve">  </w:t>
+      </w:r>
+      <w:proofErr w:type="spellStart"/>
+      <w:r>
+        <w:t>dataType</w:t>
+      </w:r>
+      <w:proofErr w:type="spellEnd"/>
+      <w:r>
+        <w:t xml:space="preserve">          = "CS",</w:t>
+      </w:r>
+    </w:p>
+    <w:p>
+      <w:r>
+        <w:t xml:space="preserve">  format            = " </w:t>
+      </w:r>
+      <w:proofErr w:type="spellStart"/>
+      <w:r>
+        <w:t>CsvFilePerTable</w:t>
+      </w:r>
+      <w:proofErr w:type="spellEnd"/>
+      <w:r>
+        <w:t xml:space="preserve"> ",</w:t>
+      </w:r>
+    </w:p>
+    <w:p>
+      <w:r>
+        <w:t xml:space="preserve">  hierarchies       = </w:t>
+      </w:r>
+      <w:proofErr w:type="gramStart"/>
+      <w:r>
+        <w:t>list(</w:t>
+      </w:r>
+      <w:proofErr w:type="gramEnd"/>
+      <w:r>
+        <w:t>"H1", "H5", "H6", "H13"),</w:t>
+      </w:r>
+    </w:p>
+    <w:p>
+      <w:r>
+        <w:t xml:space="preserve">  </w:t>
+      </w:r>
+      <w:proofErr w:type="spellStart"/>
+      <w:r>
+        <w:t>csFilters</w:t>
+      </w:r>
+      <w:proofErr w:type="spellEnd"/>
+      <w:r>
+        <w:t xml:space="preserve">         = </w:t>
+      </w:r>
+      <w:proofErr w:type="gramStart"/>
+      <w:r>
+        <w:t>list(</w:t>
+      </w:r>
+      <w:proofErr w:type="gramEnd"/>
+    </w:p>
+    <w:p>
+      <w:r>
+        <w:t xml:space="preserve">    </w:t>
+      </w:r>
+      <w:proofErr w:type="spellStart"/>
+      <w:r>
+        <w:t>sdCountry</w:t>
+      </w:r>
+      <w:proofErr w:type="spellEnd"/>
+      <w:r>
+        <w:t xml:space="preserve">         = list("All"</w:t>
+      </w:r>
+      <w:proofErr w:type="gramStart"/>
+      <w:r>
+        <w:t>),  #</w:t>
+      </w:r>
+      <w:proofErr w:type="gramEnd"/>
+      <w:r>
+        <w:t xml:space="preserve"> Mandatory for Permissions</w:t>
+      </w:r>
+    </w:p>
+    <w:p>
+      <w:r>
+        <w:t xml:space="preserve">    </w:t>
+      </w:r>
+      <w:proofErr w:type="spellStart"/>
+      <w:r>
+        <w:t>deYear</w:t>
+      </w:r>
+      <w:proofErr w:type="spellEnd"/>
+      <w:r>
+        <w:t xml:space="preserve">            = </w:t>
+      </w:r>
+      <w:proofErr w:type="gramStart"/>
+      <w:r>
+        <w:t>list(</w:t>
+      </w:r>
+      <w:proofErr w:type="gramEnd"/>
+      <w:r>
+        <w:t>"2024") # Available Optional Filter</w:t>
       </w:r>
     </w:p>
     <w:p>
       <w:r>
         <w:lastRenderedPageBreak/>
-        <w:t xml:space="preserve">    # deSamplingScheme  = list(),       # Available Optional Filter</w:t>
-      </w:r>
-    </w:p>
-    <w:p>
-      <w:r>
-        <w:t xml:space="preserve">    # deStratumName     = list(),     # Available Optional Filter</w:t>
-      </w:r>
-    </w:p>
-    <w:p>
-      <w:r>
-        <w:t xml:space="preserve">    # saSpeciesCode     = list(),       # Available Optional Filter</w:t>
-      </w:r>
-    </w:p>
-    <w:p>
-      <w:r>
-        <w:t xml:space="preserve">    # foArea            = list("27.2.a", "27.8.a"),       # Available Optional Filter</w:t>
-      </w:r>
-    </w:p>
-    <w:p>
-      <w:r>
-        <w:t xml:space="preserve">    # leArea            = list("27.2.a", "27.8.a")        # Available Optional Filter</w:t>
+        <w:t xml:space="preserve">    # </w:t>
+      </w:r>
+      <w:proofErr w:type="spellStart"/>
+      <w:proofErr w:type="gramStart"/>
+      <w:r>
+        <w:t>deSamplingScheme</w:t>
+      </w:r>
+      <w:proofErr w:type="spellEnd"/>
+      <w:r>
+        <w:t xml:space="preserve">  =</w:t>
+      </w:r>
+      <w:proofErr w:type="gramEnd"/>
+      <w:r>
+        <w:t xml:space="preserve"> </w:t>
+      </w:r>
+      <w:proofErr w:type="gramStart"/>
+      <w:r>
+        <w:t xml:space="preserve">list(),   </w:t>
+      </w:r>
+      <w:proofErr w:type="gramEnd"/>
+      <w:r>
+        <w:t xml:space="preserve">    # Available Optional Filter</w:t>
+      </w:r>
+    </w:p>
+    <w:p>
+      <w:r>
+        <w:t xml:space="preserve">    # </w:t>
+      </w:r>
+      <w:proofErr w:type="spellStart"/>
+      <w:r>
+        <w:t>deStratumName</w:t>
+      </w:r>
+      <w:proofErr w:type="spellEnd"/>
+      <w:r>
+        <w:t xml:space="preserve">     = </w:t>
+      </w:r>
+      <w:proofErr w:type="gramStart"/>
+      <w:r>
+        <w:t xml:space="preserve">list(),   </w:t>
+      </w:r>
+      <w:proofErr w:type="gramEnd"/>
+      <w:r>
+        <w:t xml:space="preserve">  # Available Optional Filter</w:t>
+      </w:r>
+    </w:p>
+    <w:p>
+      <w:r>
+        <w:t xml:space="preserve">    # </w:t>
+      </w:r>
+      <w:proofErr w:type="spellStart"/>
+      <w:r>
+        <w:t>saSpeciesCode</w:t>
+      </w:r>
+      <w:proofErr w:type="spellEnd"/>
+      <w:r>
+        <w:t xml:space="preserve">     = </w:t>
+      </w:r>
+      <w:proofErr w:type="gramStart"/>
+      <w:r>
+        <w:t xml:space="preserve">list(),   </w:t>
+      </w:r>
+      <w:proofErr w:type="gramEnd"/>
+      <w:r>
+        <w:t xml:space="preserve">    # Available Optional Filter</w:t>
+      </w:r>
+    </w:p>
+    <w:p>
+      <w:r>
+        <w:t xml:space="preserve">    # </w:t>
+      </w:r>
+      <w:proofErr w:type="spellStart"/>
+      <w:r>
+        <w:t>foArea</w:t>
+      </w:r>
+      <w:proofErr w:type="spellEnd"/>
+      <w:r>
+        <w:t xml:space="preserve">            = </w:t>
+      </w:r>
+      <w:proofErr w:type="gramStart"/>
+      <w:r>
+        <w:t>list(</w:t>
+      </w:r>
+      <w:proofErr w:type="gramEnd"/>
+      <w:r>
+        <w:t>"27.</w:t>
+      </w:r>
+      <w:proofErr w:type="gramStart"/>
+      <w:r>
+        <w:t>2.a</w:t>
+      </w:r>
+      <w:proofErr w:type="gramEnd"/>
+      <w:r>
+        <w:t>", "27.</w:t>
+      </w:r>
+      <w:proofErr w:type="gramStart"/>
+      <w:r>
+        <w:t>8.a</w:t>
+      </w:r>
+      <w:proofErr w:type="gramEnd"/>
+      <w:r>
+        <w:t>"</w:t>
+      </w:r>
+      <w:proofErr w:type="gramStart"/>
+      <w:r>
+        <w:t xml:space="preserve">),   </w:t>
+      </w:r>
+      <w:proofErr w:type="gramEnd"/>
+      <w:r>
+        <w:t xml:space="preserve">    # Available Optional Filter</w:t>
+      </w:r>
+    </w:p>
+    <w:p>
+      <w:r>
+        <w:t xml:space="preserve">    # </w:t>
+      </w:r>
+      <w:proofErr w:type="spellStart"/>
+      <w:r>
+        <w:t>leArea</w:t>
+      </w:r>
+      <w:proofErr w:type="spellEnd"/>
+      <w:r>
+        <w:t xml:space="preserve">            = </w:t>
+      </w:r>
+      <w:proofErr w:type="gramStart"/>
+      <w:r>
+        <w:t>list(</w:t>
+      </w:r>
+      <w:proofErr w:type="gramEnd"/>
+      <w:r>
+        <w:t>"27.</w:t>
+      </w:r>
+      <w:proofErr w:type="gramStart"/>
+      <w:r>
+        <w:t>2.a</w:t>
+      </w:r>
+      <w:proofErr w:type="gramEnd"/>
+      <w:r>
+        <w:t>", "27.</w:t>
+      </w:r>
+      <w:proofErr w:type="gramStart"/>
+      <w:r>
+        <w:t xml:space="preserve">8.a")   </w:t>
+      </w:r>
+      <w:proofErr w:type="gramEnd"/>
+      <w:r>
+        <w:t xml:space="preserve">     # Available Optional Filter</w:t>
       </w:r>
     </w:p>
     <w:p>
@@ -2378,8 +4087,29 @@
     </w:p>
     <w:p/>
     <w:p>
-      <w:r>
-        <w:t>rdbes_download_data(payload = my_payload)</w:t>
+      <w:proofErr w:type="spellStart"/>
+      <w:r>
+        <w:t>rdbes_download_</w:t>
+      </w:r>
+      <w:proofErr w:type="gramStart"/>
+      <w:r>
+        <w:t>data</w:t>
+      </w:r>
+      <w:proofErr w:type="spellEnd"/>
+      <w:r>
+        <w:t>(</w:t>
+      </w:r>
+      <w:proofErr w:type="gramEnd"/>
+      <w:r>
+        <w:t xml:space="preserve">payload = </w:t>
+      </w:r>
+      <w:proofErr w:type="spellStart"/>
+      <w:r>
+        <w:t>my_payload</w:t>
+      </w:r>
+      <w:proofErr w:type="spellEnd"/>
+      <w:r>
+        <w:t>)</w:t>
       </w:r>
     </w:p>
     <w:p>
@@ -2393,23 +4123,57 @@
     </w:p>
     <w:p>
       <w:r>
-        <w:t>library(icesRDBES)</w:t>
+        <w:t>library(</w:t>
+      </w:r>
+      <w:proofErr w:type="spellStart"/>
+      <w:r>
+        <w:t>icesRDBES</w:t>
+      </w:r>
+      <w:proofErr w:type="spellEnd"/>
+      <w:r>
+        <w:t>)</w:t>
       </w:r>
     </w:p>
     <w:p/>
     <w:p>
-      <w:r>
-        <w:t>my_payload &lt;- list(</w:t>
-      </w:r>
-    </w:p>
-    <w:p>
-      <w:r>
-        <w:t xml:space="preserve">  dataType          = "CL",</w:t>
-      </w:r>
-    </w:p>
-    <w:p>
-      <w:r>
-        <w:t xml:space="preserve">  format            = "SingleCsvFile",</w:t>
+      <w:proofErr w:type="spellStart"/>
+      <w:r>
+        <w:t>my_payload</w:t>
+      </w:r>
+      <w:proofErr w:type="spellEnd"/>
+      <w:r>
+        <w:t xml:space="preserve"> &lt;- </w:t>
+      </w:r>
+      <w:proofErr w:type="gramStart"/>
+      <w:r>
+        <w:t>list(</w:t>
+      </w:r>
+      <w:proofErr w:type="gramEnd"/>
+    </w:p>
+    <w:p>
+      <w:r>
+        <w:t xml:space="preserve">  </w:t>
+      </w:r>
+      <w:proofErr w:type="spellStart"/>
+      <w:r>
+        <w:t>dataType</w:t>
+      </w:r>
+      <w:proofErr w:type="spellEnd"/>
+      <w:r>
+        <w:t xml:space="preserve">          = "CL",</w:t>
+      </w:r>
+    </w:p>
+    <w:p>
+      <w:r>
+        <w:t xml:space="preserve">  format            = "</w:t>
+      </w:r>
+      <w:proofErr w:type="spellStart"/>
+      <w:r>
+        <w:t>SingleCsvFile</w:t>
+      </w:r>
+      <w:proofErr w:type="spellEnd"/>
+      <w:r>
+        <w:t>",</w:t>
       </w:r>
     </w:p>
     <w:p>
@@ -2419,27 +4183,104 @@
     </w:p>
     <w:p>
       <w:r>
-        <w:t xml:space="preserve">  clFilters         = list(</w:t>
-      </w:r>
-    </w:p>
-    <w:p>
-      <w:r>
-        <w:t xml:space="preserve">    clVesselFlagCountry = list("All"), # Mandatory for Permissions</w:t>
-      </w:r>
-    </w:p>
-    <w:p>
-      <w:r>
-        <w:t xml:space="preserve">    clYear              = list("2024")  # Available Optional Filter</w:t>
-      </w:r>
-    </w:p>
-    <w:p>
-      <w:r>
-        <w:t xml:space="preserve">    # clArea              = list(),      # Available Optional Filter</w:t>
-      </w:r>
-    </w:p>
-    <w:p>
-      <w:r>
-        <w:t xml:space="preserve">    # clSpeciesCode       = list()       # Available Optional Filter</w:t>
+        <w:t xml:space="preserve">  </w:t>
+      </w:r>
+      <w:proofErr w:type="spellStart"/>
+      <w:r>
+        <w:t>clFilters</w:t>
+      </w:r>
+      <w:proofErr w:type="spellEnd"/>
+      <w:r>
+        <w:t xml:space="preserve">         = </w:t>
+      </w:r>
+      <w:proofErr w:type="gramStart"/>
+      <w:r>
+        <w:t>list(</w:t>
+      </w:r>
+      <w:proofErr w:type="gramEnd"/>
+    </w:p>
+    <w:p>
+      <w:r>
+        <w:t xml:space="preserve">    </w:t>
+      </w:r>
+      <w:proofErr w:type="spellStart"/>
+      <w:r>
+        <w:t>clVesselFlagCountry</w:t>
+      </w:r>
+      <w:proofErr w:type="spellEnd"/>
+      <w:r>
+        <w:t xml:space="preserve"> = list("All"), # Mandatory for Permissions</w:t>
+      </w:r>
+    </w:p>
+    <w:p>
+      <w:r>
+        <w:t xml:space="preserve">    </w:t>
+      </w:r>
+      <w:proofErr w:type="spellStart"/>
+      <w:r>
+        <w:t>clYear</w:t>
+      </w:r>
+      <w:proofErr w:type="spellEnd"/>
+      <w:r>
+        <w:t xml:space="preserve">              = </w:t>
+      </w:r>
+      <w:proofErr w:type="gramStart"/>
+      <w:r>
+        <w:t>list(</w:t>
+      </w:r>
+      <w:proofErr w:type="gramEnd"/>
+      <w:r>
+        <w:t>"2024</w:t>
+      </w:r>
+      <w:proofErr w:type="gramStart"/>
+      <w:r>
+        <w:t>")  #</w:t>
+      </w:r>
+      <w:proofErr w:type="gramEnd"/>
+      <w:r>
+        <w:t xml:space="preserve"> Available Optional Filter</w:t>
+      </w:r>
+    </w:p>
+    <w:p>
+      <w:r>
+        <w:t xml:space="preserve">    # </w:t>
+      </w:r>
+      <w:proofErr w:type="spellStart"/>
+      <w:r>
+        <w:t>clArea</w:t>
+      </w:r>
+      <w:proofErr w:type="spellEnd"/>
+      <w:r>
+        <w:t xml:space="preserve">              = </w:t>
+      </w:r>
+      <w:proofErr w:type="gramStart"/>
+      <w:r>
+        <w:t xml:space="preserve">list(),   </w:t>
+      </w:r>
+      <w:proofErr w:type="gramEnd"/>
+      <w:r>
+        <w:t xml:space="preserve">   # Available Optional Filter</w:t>
+      </w:r>
+    </w:p>
+    <w:p>
+      <w:r>
+        <w:t xml:space="preserve">    # </w:t>
+      </w:r>
+      <w:proofErr w:type="spellStart"/>
+      <w:r>
+        <w:t>clSpeciesCode</w:t>
+      </w:r>
+      <w:proofErr w:type="spellEnd"/>
+      <w:r>
+        <w:t xml:space="preserve">       = </w:t>
+      </w:r>
+      <w:proofErr w:type="gramStart"/>
+      <w:r>
+        <w:t>list(</w:t>
+      </w:r>
+      <w:proofErr w:type="gramEnd"/>
+      <w:r>
+        <w:t>)       # Available Optional Filter</w:t>
       </w:r>
     </w:p>
     <w:p>
@@ -2454,8 +4295,29 @@
     </w:p>
     <w:p/>
     <w:p>
-      <w:r>
-        <w:t>rdbes_download_data(payload = my_payload)</w:t>
+      <w:proofErr w:type="spellStart"/>
+      <w:r>
+        <w:t>rdbes_download_</w:t>
+      </w:r>
+      <w:proofErr w:type="gramStart"/>
+      <w:r>
+        <w:t>data</w:t>
+      </w:r>
+      <w:proofErr w:type="spellEnd"/>
+      <w:r>
+        <w:t>(</w:t>
+      </w:r>
+      <w:proofErr w:type="gramEnd"/>
+      <w:r>
+        <w:t xml:space="preserve">payload = </w:t>
+      </w:r>
+      <w:proofErr w:type="spellStart"/>
+      <w:r>
+        <w:t>my_payload</w:t>
+      </w:r>
+      <w:proofErr w:type="spellEnd"/>
+      <w:r>
+        <w:t>)</w:t>
       </w:r>
     </w:p>
     <w:p>
@@ -2469,24 +4331,58 @@
     </w:p>
     <w:p>
       <w:r>
-        <w:t>library(icesRDBES)</w:t>
+        <w:t>library(</w:t>
+      </w:r>
+      <w:proofErr w:type="spellStart"/>
+      <w:r>
+        <w:t>icesRDBES</w:t>
+      </w:r>
+      <w:proofErr w:type="spellEnd"/>
+      <w:r>
+        <w:t>)</w:t>
       </w:r>
     </w:p>
     <w:p/>
     <w:p>
+      <w:proofErr w:type="spellStart"/>
       <w:r>
         <w:lastRenderedPageBreak/>
-        <w:t>my_payload &lt;- list(</w:t>
-      </w:r>
-    </w:p>
-    <w:p>
-      <w:r>
-        <w:t xml:space="preserve">  dataType          = "CE",</w:t>
-      </w:r>
-    </w:p>
-    <w:p>
-      <w:r>
-        <w:t xml:space="preserve">  format            = "SingleCsvFile",</w:t>
+        <w:t>my_payload</w:t>
+      </w:r>
+      <w:proofErr w:type="spellEnd"/>
+      <w:r>
+        <w:t xml:space="preserve"> &lt;- </w:t>
+      </w:r>
+      <w:proofErr w:type="gramStart"/>
+      <w:r>
+        <w:t>list(</w:t>
+      </w:r>
+      <w:proofErr w:type="gramEnd"/>
+    </w:p>
+    <w:p>
+      <w:r>
+        <w:t xml:space="preserve">  </w:t>
+      </w:r>
+      <w:proofErr w:type="spellStart"/>
+      <w:r>
+        <w:t>dataType</w:t>
+      </w:r>
+      <w:proofErr w:type="spellEnd"/>
+      <w:r>
+        <w:t xml:space="preserve">          = "CE",</w:t>
+      </w:r>
+    </w:p>
+    <w:p>
+      <w:r>
+        <w:t xml:space="preserve">  format            = "</w:t>
+      </w:r>
+      <w:proofErr w:type="spellStart"/>
+      <w:r>
+        <w:t>SingleCsvFile</w:t>
+      </w:r>
+      <w:proofErr w:type="spellEnd"/>
+      <w:r>
+        <w:t>",</w:t>
       </w:r>
     </w:p>
     <w:p>
@@ -2496,22 +4392,83 @@
     </w:p>
     <w:p>
       <w:r>
-        <w:t xml:space="preserve">  ceFilters         = list(</w:t>
-      </w:r>
-    </w:p>
-    <w:p>
-      <w:r>
-        <w:t xml:space="preserve">    ceVesselFlagCountry = list("All"), # Mandatory for Permissions</w:t>
-      </w:r>
-    </w:p>
-    <w:p>
-      <w:r>
-        <w:t xml:space="preserve">    ceYear              = list("2024")  # Available Optional Filter</w:t>
-      </w:r>
-    </w:p>
-    <w:p>
-      <w:r>
-        <w:t xml:space="preserve">    # ceArea              = list()       # Available Optional Filter</w:t>
+        <w:t xml:space="preserve">  </w:t>
+      </w:r>
+      <w:proofErr w:type="spellStart"/>
+      <w:r>
+        <w:t>ceFilters</w:t>
+      </w:r>
+      <w:proofErr w:type="spellEnd"/>
+      <w:r>
+        <w:t xml:space="preserve">         = </w:t>
+      </w:r>
+      <w:proofErr w:type="gramStart"/>
+      <w:r>
+        <w:t>list(</w:t>
+      </w:r>
+      <w:proofErr w:type="gramEnd"/>
+    </w:p>
+    <w:p>
+      <w:r>
+        <w:t xml:space="preserve">    </w:t>
+      </w:r>
+      <w:proofErr w:type="spellStart"/>
+      <w:r>
+        <w:t>ceVesselFlagCountry</w:t>
+      </w:r>
+      <w:proofErr w:type="spellEnd"/>
+      <w:r>
+        <w:t xml:space="preserve"> = list("All"), # Mandatory for Permissions</w:t>
+      </w:r>
+    </w:p>
+    <w:p>
+      <w:r>
+        <w:t xml:space="preserve">    </w:t>
+      </w:r>
+      <w:proofErr w:type="spellStart"/>
+      <w:r>
+        <w:t>ceYear</w:t>
+      </w:r>
+      <w:proofErr w:type="spellEnd"/>
+      <w:r>
+        <w:t xml:space="preserve">              = </w:t>
+      </w:r>
+      <w:proofErr w:type="gramStart"/>
+      <w:r>
+        <w:t>list(</w:t>
+      </w:r>
+      <w:proofErr w:type="gramEnd"/>
+      <w:r>
+        <w:t>"2024</w:t>
+      </w:r>
+      <w:proofErr w:type="gramStart"/>
+      <w:r>
+        <w:t>")  #</w:t>
+      </w:r>
+      <w:proofErr w:type="gramEnd"/>
+      <w:r>
+        <w:t xml:space="preserve"> Available Optional Filter</w:t>
+      </w:r>
+    </w:p>
+    <w:p>
+      <w:r>
+        <w:t xml:space="preserve">    # </w:t>
+      </w:r>
+      <w:proofErr w:type="spellStart"/>
+      <w:r>
+        <w:t>ceArea</w:t>
+      </w:r>
+      <w:proofErr w:type="spellEnd"/>
+      <w:r>
+        <w:t xml:space="preserve">              = </w:t>
+      </w:r>
+      <w:proofErr w:type="gramStart"/>
+      <w:r>
+        <w:t>list(</w:t>
+      </w:r>
+      <w:proofErr w:type="gramEnd"/>
+      <w:r>
+        <w:t>)       # Available Optional Filter</w:t>
       </w:r>
     </w:p>
     <w:p>
@@ -2526,8 +4483,29 @@
     </w:p>
     <w:p/>
     <w:p>
-      <w:r>
-        <w:t>rdbes_download_data(payload = my_payload)</w:t>
+      <w:proofErr w:type="spellStart"/>
+      <w:r>
+        <w:t>rdbes_download_</w:t>
+      </w:r>
+      <w:proofErr w:type="gramStart"/>
+      <w:r>
+        <w:t>data</w:t>
+      </w:r>
+      <w:proofErr w:type="spellEnd"/>
+      <w:r>
+        <w:t>(</w:t>
+      </w:r>
+      <w:proofErr w:type="gramEnd"/>
+      <w:r>
+        <w:t xml:space="preserve">payload = </w:t>
+      </w:r>
+      <w:proofErr w:type="spellStart"/>
+      <w:r>
+        <w:t>my_payload</w:t>
+      </w:r>
+      <w:proofErr w:type="spellEnd"/>
+      <w:r>
+        <w:t>)</w:t>
       </w:r>
     </w:p>
     <w:p>
@@ -2541,23 +4519,57 @@
     </w:p>
     <w:p>
       <w:r>
-        <w:t>library(icesRDBES)</w:t>
+        <w:t>library(</w:t>
+      </w:r>
+      <w:proofErr w:type="spellStart"/>
+      <w:r>
+        <w:t>icesRDBES</w:t>
+      </w:r>
+      <w:proofErr w:type="spellEnd"/>
+      <w:r>
+        <w:t>)</w:t>
       </w:r>
     </w:p>
     <w:p/>
     <w:p>
-      <w:r>
-        <w:t>my_payload &lt;- list(</w:t>
-      </w:r>
-    </w:p>
-    <w:p>
-      <w:r>
-        <w:t xml:space="preserve">  dataType          = "SL",</w:t>
-      </w:r>
-    </w:p>
-    <w:p>
-      <w:r>
-        <w:t xml:space="preserve">  format            = "SingleCsvFile",</w:t>
+      <w:proofErr w:type="spellStart"/>
+      <w:r>
+        <w:t>my_payload</w:t>
+      </w:r>
+      <w:proofErr w:type="spellEnd"/>
+      <w:r>
+        <w:t xml:space="preserve"> &lt;- </w:t>
+      </w:r>
+      <w:proofErr w:type="gramStart"/>
+      <w:r>
+        <w:t>list(</w:t>
+      </w:r>
+      <w:proofErr w:type="gramEnd"/>
+    </w:p>
+    <w:p>
+      <w:r>
+        <w:t xml:space="preserve">  </w:t>
+      </w:r>
+      <w:proofErr w:type="spellStart"/>
+      <w:r>
+        <w:t>dataType</w:t>
+      </w:r>
+      <w:proofErr w:type="spellEnd"/>
+      <w:r>
+        <w:t xml:space="preserve">          = "SL",</w:t>
+      </w:r>
+    </w:p>
+    <w:p>
+      <w:r>
+        <w:t xml:space="preserve">  format            = "</w:t>
+      </w:r>
+      <w:proofErr w:type="spellStart"/>
+      <w:r>
+        <w:t>SingleCsvFile</w:t>
+      </w:r>
+      <w:proofErr w:type="spellEnd"/>
+      <w:r>
+        <w:t>",</w:t>
       </w:r>
     </w:p>
     <w:p>
@@ -2567,27 +4579,120 @@
     </w:p>
     <w:p>
       <w:r>
-        <w:t xml:space="preserve">  slFilters         = list(</w:t>
-      </w:r>
-    </w:p>
-    <w:p>
-      <w:r>
-        <w:t xml:space="preserve">    slCountry         = list("All"),  # Mandatory for Permissions</w:t>
-      </w:r>
-    </w:p>
-    <w:p>
-      <w:r>
-        <w:t xml:space="preserve">    slYear            = list("2024")  # Available Optional Filter</w:t>
-      </w:r>
-    </w:p>
-    <w:p>
-      <w:r>
-        <w:t xml:space="preserve">    # slSpeciesListName = list(""),     # Available Optional Filter</w:t>
-      </w:r>
-    </w:p>
-    <w:p>
-      <w:r>
-        <w:t xml:space="preserve">    # slCatchFraction   = list()        # Available Optional Filter</w:t>
+        <w:t xml:space="preserve">  </w:t>
+      </w:r>
+      <w:proofErr w:type="spellStart"/>
+      <w:r>
+        <w:t>slFilters</w:t>
+      </w:r>
+      <w:proofErr w:type="spellEnd"/>
+      <w:r>
+        <w:t xml:space="preserve">         = </w:t>
+      </w:r>
+      <w:proofErr w:type="gramStart"/>
+      <w:r>
+        <w:t>list(</w:t>
+      </w:r>
+      <w:proofErr w:type="gramEnd"/>
+    </w:p>
+    <w:p>
+      <w:r>
+        <w:t xml:space="preserve">    </w:t>
+      </w:r>
+      <w:proofErr w:type="spellStart"/>
+      <w:r>
+        <w:t>slCountry</w:t>
+      </w:r>
+      <w:proofErr w:type="spellEnd"/>
+      <w:r>
+        <w:t xml:space="preserve">         = list("All"</w:t>
+      </w:r>
+      <w:proofErr w:type="gramStart"/>
+      <w:r>
+        <w:t>),  #</w:t>
+      </w:r>
+      <w:proofErr w:type="gramEnd"/>
+      <w:r>
+        <w:t xml:space="preserve"> Mandatory for Permissions</w:t>
+      </w:r>
+    </w:p>
+    <w:p>
+      <w:r>
+        <w:t xml:space="preserve">    </w:t>
+      </w:r>
+      <w:proofErr w:type="spellStart"/>
+      <w:r>
+        <w:t>slYear</w:t>
+      </w:r>
+      <w:proofErr w:type="spellEnd"/>
+      <w:r>
+        <w:t xml:space="preserve">            = </w:t>
+      </w:r>
+      <w:proofErr w:type="gramStart"/>
+      <w:r>
+        <w:t>list(</w:t>
+      </w:r>
+      <w:proofErr w:type="gramEnd"/>
+      <w:r>
+        <w:t>"2024</w:t>
+      </w:r>
+      <w:proofErr w:type="gramStart"/>
+      <w:r>
+        <w:t>")  #</w:t>
+      </w:r>
+      <w:proofErr w:type="gramEnd"/>
+      <w:r>
+        <w:t xml:space="preserve"> Available Optional Filter</w:t>
+      </w:r>
+    </w:p>
+    <w:p>
+      <w:r>
+        <w:t xml:space="preserve">    # </w:t>
+      </w:r>
+      <w:proofErr w:type="spellStart"/>
+      <w:r>
+        <w:t>slSpeciesListName</w:t>
+      </w:r>
+      <w:proofErr w:type="spellEnd"/>
+      <w:r>
+        <w:t xml:space="preserve"> = </w:t>
+      </w:r>
+      <w:proofErr w:type="gramStart"/>
+      <w:r>
+        <w:t>list(</w:t>
+      </w:r>
+      <w:proofErr w:type="gramEnd"/>
+      <w:r>
+        <w:t>""</w:t>
+      </w:r>
+      <w:proofErr w:type="gramStart"/>
+      <w:r>
+        <w:t xml:space="preserve">),   </w:t>
+      </w:r>
+      <w:proofErr w:type="gramEnd"/>
+      <w:r>
+        <w:t xml:space="preserve">  # Available Optional Filter</w:t>
+      </w:r>
+    </w:p>
+    <w:p>
+      <w:r>
+        <w:t xml:space="preserve">    # </w:t>
+      </w:r>
+      <w:proofErr w:type="spellStart"/>
+      <w:r>
+        <w:t>slCatchFraction</w:t>
+      </w:r>
+      <w:proofErr w:type="spellEnd"/>
+      <w:r>
+        <w:t xml:space="preserve">   = </w:t>
+      </w:r>
+      <w:proofErr w:type="gramStart"/>
+      <w:r>
+        <w:t>list(</w:t>
+      </w:r>
+      <w:proofErr w:type="gramEnd"/>
+      <w:r>
+        <w:t>)        # Available Optional Filter</w:t>
       </w:r>
     </w:p>
     <w:p>
@@ -2602,8 +4707,29 @@
     </w:p>
     <w:p/>
     <w:p>
-      <w:r>
-        <w:t>rdbes_download_data(payload = my_payload)</w:t>
+      <w:proofErr w:type="spellStart"/>
+      <w:r>
+        <w:t>rdbes_download_</w:t>
+      </w:r>
+      <w:proofErr w:type="gramStart"/>
+      <w:r>
+        <w:t>data</w:t>
+      </w:r>
+      <w:proofErr w:type="spellEnd"/>
+      <w:r>
+        <w:t>(</w:t>
+      </w:r>
+      <w:proofErr w:type="gramEnd"/>
+      <w:r>
+        <w:t xml:space="preserve">payload = </w:t>
+      </w:r>
+      <w:proofErr w:type="spellStart"/>
+      <w:r>
+        <w:t>my_payload</w:t>
+      </w:r>
+      <w:proofErr w:type="spellEnd"/>
+      <w:r>
+        <w:t>)</w:t>
       </w:r>
     </w:p>
     <w:p>
@@ -2618,23 +4744,57 @@
     </w:p>
     <w:p>
       <w:r>
-        <w:t>library(icesRDBES)</w:t>
+        <w:t>library(</w:t>
+      </w:r>
+      <w:proofErr w:type="spellStart"/>
+      <w:r>
+        <w:t>icesRDBES</w:t>
+      </w:r>
+      <w:proofErr w:type="spellEnd"/>
+      <w:r>
+        <w:t>)</w:t>
       </w:r>
     </w:p>
     <w:p/>
     <w:p>
-      <w:r>
-        <w:t>my_payload &lt;- list(</w:t>
-      </w:r>
-    </w:p>
-    <w:p>
-      <w:r>
-        <w:t xml:space="preserve">  dataType          = "VD",</w:t>
-      </w:r>
-    </w:p>
-    <w:p>
-      <w:r>
-        <w:t xml:space="preserve">  format            = "SingleCsvFile",</w:t>
+      <w:proofErr w:type="spellStart"/>
+      <w:r>
+        <w:t>my_payload</w:t>
+      </w:r>
+      <w:proofErr w:type="spellEnd"/>
+      <w:r>
+        <w:t xml:space="preserve"> &lt;- </w:t>
+      </w:r>
+      <w:proofErr w:type="gramStart"/>
+      <w:r>
+        <w:t>list(</w:t>
+      </w:r>
+      <w:proofErr w:type="gramEnd"/>
+    </w:p>
+    <w:p>
+      <w:r>
+        <w:t xml:space="preserve">  </w:t>
+      </w:r>
+      <w:proofErr w:type="spellStart"/>
+      <w:r>
+        <w:t>dataType</w:t>
+      </w:r>
+      <w:proofErr w:type="spellEnd"/>
+      <w:r>
+        <w:t xml:space="preserve">          = "VD",</w:t>
+      </w:r>
+    </w:p>
+    <w:p>
+      <w:r>
+        <w:t xml:space="preserve">  format            = "</w:t>
+      </w:r>
+      <w:proofErr w:type="spellStart"/>
+      <w:r>
+        <w:t>SingleCsvFile</w:t>
+      </w:r>
+      <w:proofErr w:type="spellEnd"/>
+      <w:r>
+        <w:t>",</w:t>
       </w:r>
     </w:p>
     <w:p>
@@ -2644,17 +4804,70 @@
     </w:p>
     <w:p>
       <w:r>
-        <w:t xml:space="preserve">  vdFilters         = list(</w:t>
-      </w:r>
-    </w:p>
-    <w:p>
-      <w:r>
-        <w:t xml:space="preserve">    vdCountry = list("All"),           # Mandatory for Permissions</w:t>
-      </w:r>
-    </w:p>
-    <w:p>
-      <w:r>
-        <w:t xml:space="preserve">    vdYear    = list("2024")           # Available Optional Filter</w:t>
+        <w:t xml:space="preserve">  </w:t>
+      </w:r>
+      <w:proofErr w:type="spellStart"/>
+      <w:r>
+        <w:t>vdFilters</w:t>
+      </w:r>
+      <w:proofErr w:type="spellEnd"/>
+      <w:r>
+        <w:t xml:space="preserve">         = </w:t>
+      </w:r>
+      <w:proofErr w:type="gramStart"/>
+      <w:r>
+        <w:t>list(</w:t>
+      </w:r>
+      <w:proofErr w:type="gramEnd"/>
+    </w:p>
+    <w:p>
+      <w:r>
+        <w:t xml:space="preserve">    </w:t>
+      </w:r>
+      <w:proofErr w:type="spellStart"/>
+      <w:r>
+        <w:t>vdCountry</w:t>
+      </w:r>
+      <w:proofErr w:type="spellEnd"/>
+      <w:r>
+        <w:t xml:space="preserve"> = list("All"</w:t>
+      </w:r>
+      <w:proofErr w:type="gramStart"/>
+      <w:r>
+        <w:t xml:space="preserve">),   </w:t>
+      </w:r>
+      <w:proofErr w:type="gramEnd"/>
+      <w:r>
+        <w:t xml:space="preserve">        # Mandatory for Permissions</w:t>
+      </w:r>
+    </w:p>
+    <w:p>
+      <w:r>
+        <w:t xml:space="preserve">    </w:t>
+      </w:r>
+      <w:proofErr w:type="spellStart"/>
+      <w:r>
+        <w:t>vdYear</w:t>
+      </w:r>
+      <w:proofErr w:type="spellEnd"/>
+      <w:r>
+        <w:t xml:space="preserve">    = </w:t>
+      </w:r>
+      <w:proofErr w:type="gramStart"/>
+      <w:r>
+        <w:t>list(</w:t>
+      </w:r>
+      <w:proofErr w:type="gramEnd"/>
+      <w:r>
+        <w:t>"2024</w:t>
+      </w:r>
+      <w:proofErr w:type="gramStart"/>
+      <w:r>
+        <w:t xml:space="preserve">")   </w:t>
+      </w:r>
+      <w:proofErr w:type="gramEnd"/>
+      <w:r>
+        <w:t xml:space="preserve">        # Available Optional Filter</w:t>
       </w:r>
     </w:p>
     <w:p>
@@ -2669,8 +4882,29 @@
     </w:p>
     <w:p/>
     <w:p>
-      <w:r>
-        <w:t>rdbes_download_data(payload = my_payload)</w:t>
+      <w:proofErr w:type="spellStart"/>
+      <w:r>
+        <w:t>rdbes_download_</w:t>
+      </w:r>
+      <w:proofErr w:type="gramStart"/>
+      <w:r>
+        <w:t>data</w:t>
+      </w:r>
+      <w:proofErr w:type="spellEnd"/>
+      <w:r>
+        <w:t>(</w:t>
+      </w:r>
+      <w:proofErr w:type="gramEnd"/>
+      <w:r>
+        <w:t xml:space="preserve">payload = </w:t>
+      </w:r>
+      <w:proofErr w:type="spellStart"/>
+      <w:r>
+        <w:t>my_payload</w:t>
+      </w:r>
+      <w:proofErr w:type="spellEnd"/>
+      <w:r>
+        <w:t>)</w:t>
       </w:r>
     </w:p>
     <w:p>
@@ -2690,17 +4924,46 @@
     </w:p>
     <w:p>
       <w:r>
-        <w:t>To use the development database you need to run the following code before you download data:</w:t>
-      </w:r>
-    </w:p>
-    <w:p>
-      <w:r>
-        <w:t>use_sboxrdbes(TRUE)</w:t>
-      </w:r>
-    </w:p>
-    <w:p>
-      <w:r>
-        <w:t>## Sandbox/develpment mode is now ON. RDBES API URL set to: https://sboxrdbesapi.ices.dk/api/v1/export-jobs</w:t>
+        <w:t xml:space="preserve">To use the development </w:t>
+      </w:r>
+      <w:proofErr w:type="gramStart"/>
+      <w:r>
+        <w:t>database</w:t>
+      </w:r>
+      <w:proofErr w:type="gramEnd"/>
+      <w:r>
+        <w:t xml:space="preserve"> you need to run the following code before you download data:</w:t>
+      </w:r>
+    </w:p>
+    <w:p>
+      <w:proofErr w:type="spellStart"/>
+      <w:r>
+        <w:t>use_</w:t>
+      </w:r>
+      <w:proofErr w:type="gramStart"/>
+      <w:r>
+        <w:t>sboxrdbes</w:t>
+      </w:r>
+      <w:proofErr w:type="spellEnd"/>
+      <w:r>
+        <w:t>(</w:t>
+      </w:r>
+      <w:proofErr w:type="gramEnd"/>
+      <w:r>
+        <w:t>TRUE)</w:t>
+      </w:r>
+    </w:p>
+    <w:p>
+      <w:r>
+        <w:t>## Sandbox/</w:t>
+      </w:r>
+      <w:proofErr w:type="spellStart"/>
+      <w:r>
+        <w:t>develpment</w:t>
+      </w:r>
+      <w:proofErr w:type="spellEnd"/>
+      <w:r>
+        <w:t xml:space="preserve"> mode is now ON. RDBES API URL set to: https://sboxrdbesapi.ices.dk/api/v1/export-jobs</w:t>
       </w:r>
     </w:p>
     <w:p>
@@ -2709,13 +4972,34 @@
       </w:r>
     </w:p>
     <w:p>
-      <w:r>
-        <w:t>use_sboxrdbes(FALSE)</w:t>
-      </w:r>
-    </w:p>
-    <w:p>
-      <w:r>
-        <w:t>## Sandbox/develpment mode is now OFF. RDBES API URL set to: https://rdbesapi.ices.dk/api/v1/export-jobs</w:t>
+      <w:proofErr w:type="spellStart"/>
+      <w:r>
+        <w:t>use_</w:t>
+      </w:r>
+      <w:proofErr w:type="gramStart"/>
+      <w:r>
+        <w:t>sboxrdbes</w:t>
+      </w:r>
+      <w:proofErr w:type="spellEnd"/>
+      <w:r>
+        <w:t>(</w:t>
+      </w:r>
+      <w:proofErr w:type="gramEnd"/>
+      <w:r>
+        <w:t>FALSE)</w:t>
+      </w:r>
+    </w:p>
+    <w:p>
+      <w:r>
+        <w:t>## Sandbox/</w:t>
+      </w:r>
+      <w:proofErr w:type="spellStart"/>
+      <w:r>
+        <w:t>develpment</w:t>
+      </w:r>
+      <w:proofErr w:type="spellEnd"/>
+      <w:r>
+        <w:t xml:space="preserve"> mode is now OFF. RDBES API URL set to: https://rdbesapi.ices.dk/api/v1/export-jobs</w:t>
       </w:r>
     </w:p>
     <w:p/>
@@ -2730,7 +5014,7 @@
 </file>
 
 <file path=word/numbering.xml><?xml version="1.0" encoding="utf-8"?>
-<w:numbering xmlns:wpc="http://schemas.microsoft.com/office/word/2010/wordprocessingCanvas" xmlns:cx="http://schemas.microsoft.com/office/drawing/2014/chartex" xmlns:cx1="http://schemas.microsoft.com/office/drawing/2015/9/8/chartex" xmlns:cx2="http://schemas.microsoft.com/office/drawing/2015/10/21/chartex" xmlns:cx3="http://schemas.microsoft.com/office/drawing/2016/5/9/chartex" xmlns:cx4="http://schemas.microsoft.com/office/drawing/2016/5/10/chartex" xmlns:cx5="http://schemas.microsoft.com/office/drawing/2016/5/11/chartex" xmlns:cx6="http://schemas.microsoft.com/office/drawing/2016/5/12/chartex" xmlns:cx7="http://schemas.microsoft.com/office/drawing/2016/5/13/chartex" xmlns:cx8="http://schemas.microsoft.com/office/drawing/2016/5/14/chartex" xmlns:mc="http://schemas.openxmlformats.org/markup-compatibility/2006" xmlns:aink="http://schemas.microsoft.com/office/drawing/2016/ink" xmlns:am3d="http://schemas.microsoft.com/office/drawing/2017/model3d" xmlns:o="urn:schemas-microsoft-com:office:office" xmlns:oel="http://schemas.microsoft.com/office/2019/extlst" xmlns:r="http://schemas.openxmlformats.org/officeDocument/2006/relationships" xmlns:m="http://schemas.openxmlformats.org/officeDocument/2006/math" xmlns:v="urn:schemas-microsoft-com:vml" xmlns:wp14="http://schemas.microsoft.com/office/word/2010/wordprocessingDrawing" xmlns:wp="http://schemas.openxmlformats.org/drawingml/2006/wordprocessingDrawing" xmlns:w10="urn:schemas-microsoft-com:office:word" xmlns:w="http://schemas.openxmlformats.org/wordprocessingml/2006/main" xmlns:w14="http://schemas.microsoft.com/office/word/2010/wordml" xmlns:w15="http://schemas.microsoft.com/office/word/2012/wordml" xmlns:w16cex="http://schemas.microsoft.com/office/word/2018/wordml/cex" xmlns:w16cid="http://schemas.microsoft.com/office/word/2016/wordml/cid" xmlns:w16="http://schemas.microsoft.com/office/word/2018/wordml" xmlns:w16du="http://schemas.microsoft.com/office/word/2023/wordml/word16du" xmlns:w16sdtdh="http://schemas.microsoft.com/office/word/2020/wordml/sdtdatahash" xmlns:w16sdtfl="http://schemas.microsoft.com/office/word/2024/wordml/sdtformatlock" xmlns:w16se="http://schemas.microsoft.com/office/word/2015/wordml/symex" xmlns:wpg="http://schemas.microsoft.com/office/word/2010/wordprocessingGroup" xmlns:wpi="http://schemas.microsoft.com/office/word/2010/wordprocessingInk" xmlns:wne="http://schemas.microsoft.com/office/word/2006/wordml" xmlns:wps="http://schemas.microsoft.com/office/word/2010/wordprocessingShape" mc:Ignorable="w14 w15 w16se w16cid w16 w16cex w16sdtdh w16sdtfl w16du wp14">
+<w:numbering xmlns:wpc="http://schemas.microsoft.com/office/word/2010/wordprocessingCanvas" xmlns:cx="http://schemas.microsoft.com/office/drawing/2014/chartex" xmlns:cx1="http://schemas.microsoft.com/office/drawing/2015/9/8/chartex" xmlns:cx2="http://schemas.microsoft.com/office/drawing/2015/10/21/chartex" xmlns:cx3="http://schemas.microsoft.com/office/drawing/2016/5/9/chartex" xmlns:cx4="http://schemas.microsoft.com/office/drawing/2016/5/10/chartex" xmlns:cx5="http://schemas.microsoft.com/office/drawing/2016/5/11/chartex" xmlns:cx6="http://schemas.microsoft.com/office/drawing/2016/5/12/chartex" xmlns:cx7="http://schemas.microsoft.com/office/drawing/2016/5/13/chartex" xmlns:cx8="http://schemas.microsoft.com/office/drawing/2016/5/14/chartex" xmlns:mc="http://schemas.openxmlformats.org/markup-compatibility/2006" xmlns:aink="http://schemas.microsoft.com/office/drawing/2016/ink" xmlns:am3d="http://schemas.microsoft.com/office/drawing/2017/model3d" xmlns:o="urn:schemas-microsoft-com:office:office" xmlns:oel="http://schemas.microsoft.com/office/2019/extlst" xmlns:r="http://schemas.openxmlformats.org/officeDocument/2006/relationships" xmlns:m="http://schemas.openxmlformats.org/officeDocument/2006/math" xmlns:v="urn:schemas-microsoft-com:vml" xmlns:wp14="http://schemas.microsoft.com/office/word/2010/wordprocessingDrawing" xmlns:wp="http://schemas.openxmlformats.org/drawingml/2006/wordprocessingDrawing" xmlns:w10="urn:schemas-microsoft-com:office:word" xmlns:w="http://schemas.openxmlformats.org/wordprocessingml/2006/main" xmlns:w14="http://schemas.microsoft.com/office/word/2010/wordml" xmlns:w15="http://schemas.microsoft.com/office/word/2012/wordml" xmlns:w16cei="http://schemas.microsoft.com/office/word/2026/wordml/cei" xmlns:w16cex="http://schemas.microsoft.com/office/word/2018/wordml/cex" xmlns:w16cid="http://schemas.microsoft.com/office/word/2016/wordml/cid" xmlns:w16="http://schemas.microsoft.com/office/word/2018/wordml" xmlns:w16du="http://schemas.microsoft.com/office/word/2023/wordml/word16du" xmlns:w16sdtdh="http://schemas.microsoft.com/office/word/2020/wordml/sdtdatahash" xmlns:w16sdtfl="http://schemas.microsoft.com/office/word/2024/wordml/sdtformatlock" xmlns:w16se="http://schemas.microsoft.com/office/word/2015/wordml/symex" xmlns:wpg="http://schemas.microsoft.com/office/word/2010/wordprocessingGroup" xmlns:wpi="http://schemas.microsoft.com/office/word/2010/wordprocessingInk" xmlns:wne="http://schemas.microsoft.com/office/word/2006/wordml" xmlns:wps="http://schemas.microsoft.com/office/word/2010/wordprocessingShape" mc:Ignorable="w14 w15 w16se w16cid w16 w16cex w16sdtdh w16sdtfl w16du wp14">
   <w:abstractNum w:abstractNumId="0" w15:restartNumberingAfterBreak="0">
     <w:nsid w:val="4D0904A0"/>
     <w:multiLevelType w:val="hybridMultilevel"/>
